--- a/docs/VTAE_Manual_Criacao_Testes.docx
+++ b/docs/VTAE_Manual_Criacao_Testes.docx
@@ -36,7 +36,7 @@
         <w:t xml:space="preserve"> </w:t>
       </w:r>
       <w:r>
-        <w:t xml:space="preserve">v3 ·</w:t>
+        <w:t xml:space="preserve">v3.1 ·</w:t>
       </w:r>
       <w:r>
         <w:t xml:space="preserve"> </w:t>
@@ -52,7 +52,7 @@
         <w:t xml:space="preserve"> </w:t>
       </w:r>
       <w:r>
-        <w:t xml:space="preserve">24/09/2026</w:t>
+        <w:t xml:space="preserve">25/09/2026</w:t>
       </w:r>
       <w:r>
         <w:t xml:space="preserve"> </w:t>
@@ -266,7 +266,7 @@
         <w:t xml:space="preserve"> </w:t>
       </w:r>
       <w:r>
-        <w:t xml:space="preserve">manual (§1 em diante) é consulta: volte a ele quando precisar de detalhe.</w:t>
+        <w:t xml:space="preserve">manual (§1 em diante) é consulta.</w:t>
       </w:r>
     </w:p>
     <w:p>
@@ -293,58 +293,28 @@
         <w:t xml:space="preserve"> </w:t>
       </w:r>
       <w:r>
-        <w:t xml:space="preserve">campo de senha, botão Entrar. Onde aparecer</w:t>
-      </w:r>
-      <w:r>
-        <w:t xml:space="preserve"> </w:t>
-      </w:r>
-      <w:r>
-        <w:rPr>
-          <w:rStyle w:val="VerbatimChar"/>
-        </w:rPr>
-        <w:t xml:space="preserve">meu_sistema</w:t>
-      </w:r>
-      <w:r>
-        <w:t xml:space="preserve">, troque pelo</w:t>
-      </w:r>
-      <w:r>
-        <w:t xml:space="preserve"> </w:t>
-      </w:r>
-      <w:r>
-        <w:t xml:space="preserve">nome curto do seu sistema, sem espaço nem acento (ex:</w:t>
-      </w:r>
-      <w:r>
-        <w:t xml:space="preserve"> </w:t>
-      </w:r>
-      <w:r>
-        <w:rPr>
-          <w:rStyle w:val="VerbatimChar"/>
-        </w:rPr>
-        <w:t xml:space="preserve">sislab</w:t>
-      </w:r>
-      <w:r>
-        <w:t xml:space="preserve">,</w:t>
-      </w:r>
-      <w:r>
-        <w:t xml:space="preserve"> </w:t>
-      </w:r>
-      <w:r>
-        <w:rPr>
-          <w:rStyle w:val="VerbatimChar"/>
-        </w:rPr>
-        <w:t xml:space="preserve">farmacia</w:t>
-      </w:r>
-      <w:r>
-        <w:t xml:space="preserve">).</w:t>
-      </w:r>
-    </w:p>
-    <w:bookmarkStart w:id="21" w:name="antes-de-começar-três-cuidados"/>
+        <w:t xml:space="preserve">campo de senha, botão de entrar, botão de sair. Ele foi feito de verdade</w:t>
+      </w:r>
+      <w:r>
+        <w:t xml:space="preserve"> </w:t>
+      </w:r>
+      <w:r>
+        <w:t xml:space="preserve">num sistema real em 25/09/2026, e cada tropeço daquele dia virou um aviso</w:t>
+      </w:r>
+      <w:r>
+        <w:t xml:space="preserve"> </w:t>
+      </w:r>
+      <w:r>
+        <w:t xml:space="preserve">nesta aula.</w:t>
+      </w:r>
+    </w:p>
+    <w:bookmarkStart w:id="21" w:name="antes-de-começar-cuidados"/>
     <w:p>
       <w:pPr>
         <w:pStyle w:val="Heading3"/>
       </w:pPr>
       <w:r>
-        <w:t xml:space="preserve">0.1 Antes de começar — três cuidados</w:t>
+        <w:t xml:space="preserve">0.1 Antes de começar — cuidados</w:t>
       </w:r>
     </w:p>
     <w:p>
@@ -353,7 +323,6 @@
           <w:ilvl w:val="0"/>
           <w:numId w:val="1001"/>
         </w:numPr>
-        <w:pStyle w:val="Compact"/>
       </w:pPr>
       <w:r>
         <w:rPr>
@@ -366,19 +335,13 @@
         <w:t xml:space="preserve"> </w:t>
       </w:r>
       <w:r>
-        <w:t xml:space="preserve">Coordenada capturada com a janela</w:t>
-      </w:r>
-      <w:r>
-        <w:t xml:space="preserve"> </w:t>
-      </w:r>
-      <w:r>
-        <w:t xml:space="preserve">num tamanho e executada com ela noutro tamanho clica no lugar</w:t>
-      </w:r>
-      <w:r>
-        <w:t xml:space="preserve"> </w:t>
-      </w:r>
-      <w:r>
-        <w:t xml:space="preserve">errado.</w:t>
+        <w:t xml:space="preserve">Coordenada capturada com a janela num</w:t>
+      </w:r>
+      <w:r>
+        <w:t xml:space="preserve"> </w:t>
+      </w:r>
+      <w:r>
+        <w:t xml:space="preserve">tamanho e executada com ela noutro tamanho clica no lugar errado.</w:t>
       </w:r>
     </w:p>
     <w:p>
@@ -387,7 +350,6 @@
           <w:ilvl w:val="0"/>
           <w:numId w:val="1001"/>
         </w:numPr>
-        <w:pStyle w:val="Compact"/>
       </w:pPr>
       <w:r>
         <w:rPr>
@@ -400,13 +362,13 @@
         <w:t xml:space="preserve"> </w:t>
       </w:r>
       <w:r>
-        <w:t xml:space="preserve">na hora de mapear e na</w:t>
-      </w:r>
-      <w:r>
-        <w:t xml:space="preserve"> </w:t>
-      </w:r>
-      <w:r>
-        <w:t xml:space="preserve">hora de rodar. Mudou o zoom (100%, 125%…)? Mapeie de novo.</w:t>
+        <w:t xml:space="preserve">ao mapear e ao rodar.</w:t>
+      </w:r>
+      <w:r>
+        <w:t xml:space="preserve"> </w:t>
+      </w:r>
+      <w:r>
+        <w:t xml:space="preserve">Mudou o zoom (100%, 125%…)? Mapeie de novo.</w:t>
       </w:r>
     </w:p>
     <w:p>
@@ -415,7 +377,6 @@
           <w:ilvl w:val="0"/>
           <w:numId w:val="1001"/>
         </w:numPr>
-        <w:pStyle w:val="Compact"/>
       </w:pPr>
       <w:r>
         <w:rPr>
@@ -428,13 +389,172 @@
         <w:t xml:space="preserve"> </w:t>
       </w:r>
       <w:r>
-        <w:t xml:space="preserve">enquanto o teste roda. O VTAE</w:t>
-      </w:r>
-      <w:r>
-        <w:t xml:space="preserve"> </w:t>
-      </w:r>
-      <w:r>
-        <w:t xml:space="preserve">usa o mouse e o teclado de verdade.</w:t>
+        <w:t xml:space="preserve">enquanto o teste roda.</w:t>
+      </w:r>
+    </w:p>
+    <w:p>
+      <w:pPr>
+        <w:numPr>
+          <w:ilvl w:val="0"/>
+          <w:numId w:val="1001"/>
+        </w:numPr>
+      </w:pPr>
+      <w:r>
+        <w:rPr>
+          <w:bCs/>
+          <w:b/>
+        </w:rPr>
+        <w:t xml:space="preserve">Escolha o nome do sistema uma vez</w:t>
+      </w:r>
+      <w:r>
+        <w:t xml:space="preserve"> </w:t>
+      </w:r>
+      <w:r>
+        <w:t xml:space="preserve">— curto, sem espaço nem</w:t>
+      </w:r>
+      <w:r>
+        <w:t xml:space="preserve"> </w:t>
+      </w:r>
+      <w:r>
+        <w:t xml:space="preserve">acento (ex:</w:t>
+      </w:r>
+      <w:r>
+        <w:t xml:space="preserve"> </w:t>
+      </w:r>
+      <w:r>
+        <w:rPr>
+          <w:rStyle w:val="VerbatimChar"/>
+        </w:rPr>
+        <w:t xml:space="preserve">si3_testes</w:t>
+      </w:r>
+      <w:r>
+        <w:t xml:space="preserve">,</w:t>
+      </w:r>
+      <w:r>
+        <w:t xml:space="preserve"> </w:t>
+      </w:r>
+      <w:r>
+        <w:rPr>
+          <w:rStyle w:val="VerbatimChar"/>
+        </w:rPr>
+        <w:t xml:space="preserve">farmacia</w:t>
+      </w:r>
+      <w:r>
+        <w:t xml:space="preserve">) — e use o</w:t>
+      </w:r>
+      <w:r>
+        <w:t xml:space="preserve"> </w:t>
+      </w:r>
+      <w:r>
+        <w:rPr>
+          <w:bCs/>
+          <w:b/>
+        </w:rPr>
+        <w:t xml:space="preserve">mesmo nome</w:t>
+      </w:r>
+      <w:r>
+        <w:t xml:space="preserve"> </w:t>
+      </w:r>
+      <w:r>
+        <w:t xml:space="preserve">nas</w:t>
+      </w:r>
+      <w:r>
+        <w:t xml:space="preserve"> </w:t>
+      </w:r>
+      <w:r>
+        <w:t xml:space="preserve">quatro pastas. Nesta aula ele aparece como</w:t>
+      </w:r>
+      <w:r>
+        <w:t xml:space="preserve"> </w:t>
+      </w:r>
+      <w:r>
+        <w:rPr>
+          <w:rStyle w:val="VerbatimChar"/>
+        </w:rPr>
+        <w:t xml:space="preserve">meu_sistema</w:t>
+      </w:r>
+      <w:r>
+        <w:t xml:space="preserve">: troque</w:t>
+      </w:r>
+      <w:r>
+        <w:t xml:space="preserve"> </w:t>
+      </w:r>
+      <w:r>
+        <w:t xml:space="preserve">pelo seu.</w:t>
+      </w:r>
+    </w:p>
+    <w:p>
+      <w:pPr>
+        <w:numPr>
+          <w:ilvl w:val="0"/>
+          <w:numId w:val="1000"/>
+        </w:numPr>
+        <w:pStyle w:val="SourceCode"/>
+      </w:pPr>
+      <w:r>
+        <w:rPr>
+          <w:rStyle w:val="VerbatimChar"/>
+        </w:rPr>
+        <w:t xml:space="preserve">configs/meu_sistema/login/config.yaml  (+ .env)</w:t>
+      </w:r>
+      <w:r>
+        <w:br/>
+      </w:r>
+      <w:r>
+        <w:rPr>
+          <w:rStyle w:val="VerbatimChar"/>
+        </w:rPr>
+        <w:t xml:space="preserve">objects/meu_sistema/login.yaml</w:t>
+      </w:r>
+      <w:r>
+        <w:br/>
+      </w:r>
+      <w:r>
+        <w:rPr>
+          <w:rStyle w:val="VerbatimChar"/>
+        </w:rPr>
+        <w:t xml:space="preserve">templates/meu_sistema/login/           &lt;- criada pelo mapear</w:t>
+      </w:r>
+      <w:r>
+        <w:br/>
+      </w:r>
+      <w:r>
+        <w:rPr>
+          <w:rStyle w:val="VerbatimChar"/>
+        </w:rPr>
+        <w:t xml:space="preserve">flows/meu_sistema/login.yaml</w:t>
+      </w:r>
+    </w:p>
+    <w:p>
+      <w:pPr>
+        <w:numPr>
+          <w:ilvl w:val="0"/>
+          <w:numId w:val="1000"/>
+        </w:numPr>
+      </w:pPr>
+      <w:r>
+        <w:t xml:space="preserve">Trocar o nome depois obriga a corrigir os caminhos</w:t>
+      </w:r>
+      <w:r>
+        <w:t xml:space="preserve"> </w:t>
+      </w:r>
+      <w:r>
+        <w:rPr>
+          <w:rStyle w:val="VerbatimChar"/>
+        </w:rPr>
+        <w:t xml:space="preserve">template:</w:t>
+      </w:r>
+      <w:r>
+        <w:t xml:space="preserve"> </w:t>
+      </w:r>
+      <w:r>
+        <w:t xml:space="preserve">dentro</w:t>
+      </w:r>
+      <w:r>
+        <w:t xml:space="preserve"> </w:t>
+      </w:r>
+      <w:r>
+        <w:t xml:space="preserve">do arquivo de objetos. Evite.</w:t>
       </w:r>
     </w:p>
     <w:bookmarkEnd w:id="21"/>
@@ -452,7 +572,13 @@
         <w:pStyle w:val="BlockText"/>
       </w:pPr>
       <w:r>
-        <w:t xml:space="preserve">Com usuário e senha válidos, o sistema abre a tela principal.</w:t>
+        <w:t xml:space="preserve">Com usuário e senha válidos, o sistema entra na tela principal e sai</w:t>
+      </w:r>
+      <w:r>
+        <w:t xml:space="preserve"> </w:t>
+      </w:r>
+      <w:r>
+        <w:t xml:space="preserve">de volta para o login.</w:t>
       </w:r>
     </w:p>
     <w:p>
@@ -512,7 +638,125 @@
         <w:t xml:space="preserve"> </w:t>
       </w:r>
       <w:r>
-        <w:t xml:space="preserve">— copie exatamente e troque só o que está comentado:</w:t>
+        <w:t xml:space="preserve">— copie</w:t>
+      </w:r>
+      <w:r>
+        <w:t xml:space="preserve"> </w:t>
+      </w:r>
+      <w:r>
+        <w:rPr>
+          <w:bCs/>
+          <w:b/>
+        </w:rPr>
+        <w:t xml:space="preserve">inteiro</w:t>
+      </w:r>
+      <w:r>
+        <w:t xml:space="preserve">. As quatro primeiras linhas e a</w:t>
+      </w:r>
+      <w:r>
+        <w:t xml:space="preserve"> </w:t>
+      </w:r>
+      <w:r>
+        <w:t xml:space="preserve">seção</w:t>
+      </w:r>
+      <w:r>
+        <w:t xml:space="preserve"> </w:t>
+      </w:r>
+      <w:r>
+        <w:rPr>
+          <w:rStyle w:val="VerbatimChar"/>
+        </w:rPr>
+        <w:t xml:space="preserve">credenciais</w:t>
+      </w:r>
+      <w:r>
+        <w:t xml:space="preserve"> </w:t>
+      </w:r>
+      <w:r>
+        <w:t xml:space="preserve">são obrigatórias; sem</w:t>
+      </w:r>
+      <w:r>
+        <w:t xml:space="preserve"> </w:t>
+      </w:r>
+      <w:r>
+        <w:rPr>
+          <w:rStyle w:val="VerbatimChar"/>
+        </w:rPr>
+        <w:t xml:space="preserve">credenciais</w:t>
+      </w:r>
+      <w:r>
+        <w:t xml:space="preserve"> </w:t>
+      </w:r>
+      <w:r>
+        <w:t xml:space="preserve">o VTAE para com</w:t>
+      </w:r>
+      <w:r>
+        <w:t xml:space="preserve"> </w:t>
+      </w:r>
+      <w:r>
+        <w:rPr>
+          <w:iCs/>
+          <w:i/>
+        </w:rPr>
+        <w:t xml:space="preserve">“</w:t>
+      </w:r>
+      <w:r>
+        <w:rPr>
+          <w:iCs/>
+          <w:i/>
+        </w:rPr>
+        <w:t xml:space="preserve">campo obrigatorio</w:t>
+      </w:r>
+      <w:r>
+        <w:rPr>
+          <w:iCs/>
+          <w:i/>
+        </w:rPr>
+        <w:t xml:space="preserve"> </w:t>
+      </w:r>
+      <w:r>
+        <w:rPr>
+          <w:iCs/>
+          <w:i/>
+        </w:rPr>
+        <w:t xml:space="preserve">‘</w:t>
+      </w:r>
+      <w:r>
+        <w:rPr>
+          <w:iCs/>
+          <w:i/>
+        </w:rPr>
+        <w:t xml:space="preserve">credenciais</w:t>
+      </w:r>
+      <w:r>
+        <w:rPr>
+          <w:iCs/>
+          <w:i/>
+        </w:rPr>
+        <w:t xml:space="preserve">’</w:t>
+      </w:r>
+      <w:r>
+        <w:rPr>
+          <w:iCs/>
+          <w:i/>
+        </w:rPr>
+        <w:t xml:space="preserve"> </w:t>
+      </w:r>
+      <w:r>
+        <w:rPr>
+          <w:iCs/>
+          <w:i/>
+        </w:rPr>
+        <w:t xml:space="preserve">nao encontrado</w:t>
+      </w:r>
+      <w:r>
+        <w:rPr>
+          <w:iCs/>
+          <w:i/>
+        </w:rPr>
+        <w:t xml:space="preserve">”</w:t>
+      </w:r>
+      <w:r>
+        <w:t xml:space="preserve">.</w:t>
       </w:r>
     </w:p>
     <w:p>
@@ -523,7 +767,7 @@
         <w:rPr>
           <w:rStyle w:val="VerbatimChar"/>
         </w:rPr>
-        <w:t xml:space="preserve"># O VTAE exige estas quatro linhas em todo config. Copie como estao.</w:t>
+        <w:t xml:space="preserve"># O VTAE exige estas linhas em todo config. Copie como estao.</w:t>
       </w:r>
       <w:r>
         <w:br/>
@@ -618,45 +862,6 @@
         </w:rPr>
         <w:t xml:space="preserve">  senha:   ${MEU_SISTEMA_SENHA}</w:t>
       </w:r>
-      <w:r>
-        <w:br/>
-      </w:r>
-      <w:r>
-        <w:br/>
-      </w:r>
-      <w:r>
-        <w:rPr>
-          <w:rStyle w:val="VerbatimChar"/>
-        </w:rPr>
-        <w:t xml:space="preserve"># Valores fixos que o roteiro usa com {dado:nome_da_chave}.</w:t>
-      </w:r>
-      <w:r>
-        <w:br/>
-      </w:r>
-      <w:r>
-        <w:rPr>
-          <w:rStyle w:val="VerbatimChar"/>
-        </w:rPr>
-        <w:t xml:space="preserve">dados:</w:t>
-      </w:r>
-      <w:r>
-        <w:br/>
-      </w:r>
-      <w:r>
-        <w:rPr>
-          <w:rStyle w:val="VerbatimChar"/>
-        </w:rPr>
-        <w:t xml:space="preserve">  # Caminho do programa (ou atalho) que abre o sistema.</w:t>
-      </w:r>
-      <w:r>
-        <w:br/>
-      </w:r>
-      <w:r>
-        <w:rPr>
-          <w:rStyle w:val="VerbatimChar"/>
-        </w:rPr>
-        <w:t xml:space="preserve">  programa: 'C:\Caminho\Do\Sistema\sistema.exe'</w:t>
-      </w:r>
     </w:p>
     <w:p>
       <w:pPr>
@@ -674,23 +879,7 @@
         <w:t xml:space="preserve"> </w:t>
       </w:r>
       <w:r>
-        <w:t xml:space="preserve">— na mesma pasta. Este arquivo</w:t>
-      </w:r>
-      <w:r>
-        <w:t xml:space="preserve"> </w:t>
-      </w:r>
-      <w:r>
-        <w:rPr>
-          <w:bCs/>
-          <w:b/>
-        </w:rPr>
-        <w:t xml:space="preserve">nunca</w:t>
-      </w:r>
-      <w:r>
-        <w:t xml:space="preserve"> </w:t>
-      </w:r>
-      <w:r>
-        <w:t xml:space="preserve">vai para o Git:</w:t>
+        <w:t xml:space="preserve">— na mesma pasta. Nunca vai para o Git:</w:t>
       </w:r>
     </w:p>
     <w:p>
@@ -731,10 +920,95 @@
           <w:bCs/>
           <w:b/>
         </w:rPr>
-        <w:t xml:space="preserve">Se o sistema não tem login</w:t>
-      </w:r>
-      <w:r>
-        <w:t xml:space="preserve">, deixe</w:t>
+        <w:t xml:space="preserve">O nome dentro de</w:t>
+      </w:r>
+      <w:r>
+        <w:rPr>
+          <w:bCs/>
+          <w:b/>
+        </w:rPr>
+        <w:t xml:space="preserve"> </w:t>
+      </w:r>
+      <w:r>
+        <w:rPr>
+          <w:rStyle w:val="VerbatimChar"/>
+          <w:bCs/>
+          <w:b/>
+        </w:rPr>
+        <w:t xml:space="preserve">${ }</w:t>
+      </w:r>
+      <w:r>
+        <w:rPr>
+          <w:bCs/>
+          <w:b/>
+        </w:rPr>
+        <w:t xml:space="preserve"> </w:t>
+      </w:r>
+      <w:r>
+        <w:rPr>
+          <w:bCs/>
+          <w:b/>
+        </w:rPr>
+        <w:t xml:space="preserve">no config tem que ser idêntico ao nome antes do</w:t>
+      </w:r>
+      <w:r>
+        <w:rPr>
+          <w:bCs/>
+          <w:b/>
+        </w:rPr>
+        <w:t xml:space="preserve"> </w:t>
+      </w:r>
+      <w:r>
+        <w:rPr>
+          <w:rStyle w:val="VerbatimChar"/>
+          <w:bCs/>
+          <w:b/>
+        </w:rPr>
+        <w:t xml:space="preserve">=</w:t>
+      </w:r>
+      <w:r>
+        <w:rPr>
+          <w:bCs/>
+          <w:b/>
+        </w:rPr>
+        <w:t xml:space="preserve"> </w:t>
+      </w:r>
+      <w:r>
+        <w:rPr>
+          <w:bCs/>
+          <w:b/>
+        </w:rPr>
+        <w:t xml:space="preserve">no</w:t>
+      </w:r>
+      <w:r>
+        <w:rPr>
+          <w:bCs/>
+          <w:b/>
+        </w:rPr>
+        <w:t xml:space="preserve"> </w:t>
+      </w:r>
+      <w:r>
+        <w:rPr>
+          <w:rStyle w:val="VerbatimChar"/>
+          <w:bCs/>
+          <w:b/>
+        </w:rPr>
+        <w:t xml:space="preserve">.env</w:t>
+      </w:r>
+      <w:r>
+        <w:rPr>
+          <w:bCs/>
+          <w:b/>
+        </w:rPr>
+        <w:t xml:space="preserve">.</w:t>
+      </w:r>
+    </w:p>
+    <w:p>
+      <w:pPr>
+        <w:pStyle w:val="BodyText"/>
+      </w:pPr>
+      <w:r>
+        <w:t xml:space="preserve">Se o sistema não tem login, deixe</w:t>
       </w:r>
       <w:r>
         <w:t xml:space="preserve"> </w:t>
@@ -767,17 +1041,17 @@
         <w:t xml:space="preserve">usuario: nao_usa</w:t>
       </w:r>
       <w:r>
-        <w:t xml:space="preserve">) — o VTAE hoje exige a seção preenchida.</w:t>
+        <w:t xml:space="preserve">).</w:t>
       </w:r>
     </w:p>
     <w:bookmarkEnd w:id="23"/>
-    <w:bookmarkStart w:id="24" w:name="passo-3-mapeie-a-tela-de-login"/>
+    <w:bookmarkStart w:id="24" w:name="passo-3-mapeie-as-telas"/>
     <w:p>
       <w:pPr>
         <w:pStyle w:val="Heading3"/>
       </w:pPr>
       <w:r>
-        <w:t xml:space="preserve">0.4 Passo 3 — Mapeie a tela de login</w:t>
+        <w:t xml:space="preserve">0.4 Passo 3 — Mapeie as telas</w:t>
       </w:r>
     </w:p>
     <w:p>
@@ -785,17 +1059,73 @@
         <w:pStyle w:val="FirstParagraph"/>
       </w:pPr>
       <w:r>
-        <w:t xml:space="preserve">Abra o sistema na tela de login, maximizado. No terminal, na pasta do</w:t>
-      </w:r>
-      <w:r>
-        <w:t xml:space="preserve"> </w:t>
-      </w:r>
-      <w:r>
-        <w:t xml:space="preserve">VTAE:</w:t>
-      </w:r>
-    </w:p>
-    <w:p>
-      <w:pPr>
+        <w:t xml:space="preserve">“</w:t>
+      </w:r>
+      <w:r>
+        <w:t xml:space="preserve">Mapear</w:t>
+      </w:r>
+      <w:r>
+        <w:t xml:space="preserve">”</w:t>
+      </w:r>
+      <w:r>
+        <w:t xml:space="preserve"> </w:t>
+      </w:r>
+      <w:r>
+        <w:t xml:space="preserve">é dizer ao VTAE onde está cada elemento. Você não escreve</w:t>
+      </w:r>
+      <w:r>
+        <w:t xml:space="preserve"> </w:t>
+      </w:r>
+      <w:r>
+        <w:t xml:space="preserve">coordenada nenhuma: desenha retângulos numa foto da tela e o VTAE grava</w:t>
+      </w:r>
+      <w:r>
+        <w:t xml:space="preserve"> </w:t>
+      </w:r>
+      <w:r>
+        <w:t xml:space="preserve">o arquivo por você.</w:t>
+      </w:r>
+    </w:p>
+    <w:p>
+      <w:pPr>
+        <w:pStyle w:val="BodyText"/>
+      </w:pPr>
+      <w:r>
+        <w:rPr>
+          <w:bCs/>
+          <w:b/>
+        </w:rPr>
+        <w:t xml:space="preserve">O que você vê, passo a passo:</w:t>
+      </w:r>
+    </w:p>
+    <w:p>
+      <w:pPr>
+        <w:numPr>
+          <w:ilvl w:val="0"/>
+          <w:numId w:val="1002"/>
+        </w:numPr>
+      </w:pPr>
+      <w:r>
+        <w:t xml:space="preserve">Abra o sistema na tela de login, maximizado.</w:t>
+      </w:r>
+    </w:p>
+    <w:p>
+      <w:pPr>
+        <w:numPr>
+          <w:ilvl w:val="0"/>
+          <w:numId w:val="1002"/>
+        </w:numPr>
+      </w:pPr>
+      <w:r>
+        <w:t xml:space="preserve">No terminal, na pasta do VTAE:</w:t>
+      </w:r>
+    </w:p>
+    <w:p>
+      <w:pPr>
+        <w:numPr>
+          <w:ilvl w:val="0"/>
+          <w:numId w:val="1000"/>
+        </w:numPr>
         <w:pStyle w:val="SourceCode"/>
       </w:pPr>
       <w:r>
@@ -807,67 +1137,207 @@
     </w:p>
     <w:p>
       <w:pPr>
+        <w:numPr>
+          <w:ilvl w:val="0"/>
+          <w:numId w:val="1002"/>
+        </w:numPr>
+      </w:pPr>
+      <w:r>
+        <w:t xml:space="preserve">Aparece</w:t>
+      </w:r>
+      <w:r>
+        <w:t xml:space="preserve"> </w:t>
+      </w:r>
+      <w:r>
+        <w:rPr>
+          <w:iCs/>
+          <w:i/>
+        </w:rPr>
+        <w:t xml:space="preserve">“</w:t>
+      </w:r>
+      <w:r>
+        <w:rPr>
+          <w:iCs/>
+          <w:i/>
+        </w:rPr>
+        <w:t xml:space="preserve">Deixe a tela do sistema na frente… Screenshot em 5s</w:t>
+      </w:r>
+      <w:r>
+        <w:rPr>
+          <w:iCs/>
+          <w:i/>
+        </w:rPr>
+        <w:t xml:space="preserve">”</w:t>
+      </w:r>
+      <w:r>
+        <w:t xml:space="preserve">.</w:t>
+      </w:r>
+      <w:r>
+        <w:t xml:space="preserve"> </w:t>
+      </w:r>
+      <w:r>
+        <w:rPr>
+          <w:bCs/>
+          <w:b/>
+        </w:rPr>
+        <w:t xml:space="preserve">Clique na janela do sistema</w:t>
+      </w:r>
+      <w:r>
+        <w:t xml:space="preserve"> </w:t>
+      </w:r>
+      <w:r>
+        <w:t xml:space="preserve">para ela ficar na frente.</w:t>
+      </w:r>
+    </w:p>
+    <w:p>
+      <w:pPr>
+        <w:numPr>
+          <w:ilvl w:val="0"/>
+          <w:numId w:val="1002"/>
+        </w:numPr>
+      </w:pPr>
+      <w:r>
+        <w:t xml:space="preserve">O VTAE afasta o mouse, tira a foto e a mostra em</w:t>
+      </w:r>
+      <w:r>
+        <w:t xml:space="preserve"> </w:t>
+      </w:r>
+      <w:r>
+        <w:rPr>
+          <w:bCs/>
+          <w:b/>
+        </w:rPr>
+        <w:t xml:space="preserve">tela cheia</w:t>
+      </w:r>
+      <w:r>
+        <w:t xml:space="preserve">. É</w:t>
+      </w:r>
+      <w:r>
+        <w:t xml:space="preserve"> </w:t>
+      </w:r>
+      <w:r>
+        <w:t xml:space="preserve">uma imagem parada — clicar nela não mexe no sistema.</w:t>
+      </w:r>
+    </w:p>
+    <w:p>
+      <w:pPr>
+        <w:numPr>
+          <w:ilvl w:val="0"/>
+          <w:numId w:val="1002"/>
+        </w:numPr>
+      </w:pPr>
+      <w:r>
+        <w:rPr>
+          <w:bCs/>
+          <w:b/>
+        </w:rPr>
+        <w:t xml:space="preserve">Arraste um retângulo</w:t>
+      </w:r>
+      <w:r>
+        <w:t xml:space="preserve"> </w:t>
+      </w:r>
+      <w:r>
+        <w:t xml:space="preserve">em volta de um elemento: botão esquerdo</w:t>
+      </w:r>
+      <w:r>
+        <w:t xml:space="preserve"> </w:t>
+      </w:r>
+      <w:r>
+        <w:t xml:space="preserve">pressionado no canto superior esquerdo, arraste, solte.</w:t>
+      </w:r>
+    </w:p>
+    <w:p>
+      <w:pPr>
+        <w:numPr>
+          <w:ilvl w:val="0"/>
+          <w:numId w:val="1002"/>
+        </w:numPr>
+      </w:pPr>
+      <w:r>
+        <w:t xml:space="preserve">Digite o</w:t>
+      </w:r>
+      <w:r>
+        <w:t xml:space="preserve"> </w:t>
+      </w:r>
+      <w:r>
+        <w:rPr>
+          <w:bCs/>
+          <w:b/>
+        </w:rPr>
+        <w:t xml:space="preserve">nome</w:t>
+      </w:r>
+      <w:r>
+        <w:t xml:space="preserve"> </w:t>
+      </w:r>
+      <w:r>
+        <w:t xml:space="preserve">e o</w:t>
+      </w:r>
+      <w:r>
+        <w:t xml:space="preserve"> </w:t>
+      </w:r>
+      <w:r>
+        <w:rPr>
+          <w:bCs/>
+          <w:b/>
+        </w:rPr>
+        <w:t xml:space="preserve">tipo</w:t>
+      </w:r>
+      <w:r>
+        <w:t xml:space="preserve"> </w:t>
+      </w:r>
+      <w:r>
+        <w:t xml:space="preserve">nas duas janelinhas. O retângulo fica</w:t>
+      </w:r>
+      <w:r>
+        <w:t xml:space="preserve"> </w:t>
+      </w:r>
+      <w:r>
+        <w:t xml:space="preserve">verde.</w:t>
+      </w:r>
+    </w:p>
+    <w:p>
+      <w:pPr>
+        <w:numPr>
+          <w:ilvl w:val="0"/>
+          <w:numId w:val="1002"/>
+        </w:numPr>
+      </w:pPr>
+      <w:r>
+        <w:t xml:space="preserve">Repita para cada elemento.</w:t>
+      </w:r>
+      <w:r>
+        <w:t xml:space="preserve"> </w:t>
+      </w:r>
+      <w:r>
+        <w:rPr>
+          <w:bCs/>
+          <w:b/>
+        </w:rPr>
+        <w:t xml:space="preserve">ESC</w:t>
+      </w:r>
+      <w:r>
+        <w:t xml:space="preserve"> </w:t>
+      </w:r>
+      <w:r>
+        <w:t xml:space="preserve">termina. O terminal mostra quantos</w:t>
+      </w:r>
+      <w:r>
+        <w:t xml:space="preserve"> </w:t>
+      </w:r>
+      <w:r>
+        <w:t xml:space="preserve">foram gravados.</w:t>
+      </w:r>
+    </w:p>
+    <w:p>
+      <w:pPr>
         <w:pStyle w:val="FirstParagraph"/>
       </w:pPr>
       <w:r>
-        <w:t xml:space="preserve">Você tem 5 segundos para clicar na janela do sistema. O VTAE tira uma</w:t>
-      </w:r>
-      <w:r>
-        <w:t xml:space="preserve"> </w:t>
-      </w:r>
-      <w:r>
-        <w:t xml:space="preserve">foto da tela e a mostra em tela cheia. Agora, para</w:t>
-      </w:r>
-      <w:r>
-        <w:t xml:space="preserve"> </w:t>
-      </w:r>
-      <w:r>
-        <w:rPr>
-          <w:bCs/>
-          <w:b/>
-        </w:rPr>
-        <w:t xml:space="preserve">cada</w:t>
-      </w:r>
-      <w:r>
-        <w:t xml:space="preserve"> </w:t>
-      </w:r>
-      <w:r>
-        <w:t xml:space="preserve">elemento:</w:t>
-      </w:r>
-      <w:r>
-        <w:t xml:space="preserve"> </w:t>
-      </w:r>
-      <w:r>
-        <w:t xml:space="preserve">arraste um retângulo em volta dele, digite o</w:t>
-      </w:r>
-      <w:r>
-        <w:t xml:space="preserve"> </w:t>
-      </w:r>
-      <w:r>
-        <w:rPr>
-          <w:bCs/>
-          <w:b/>
-        </w:rPr>
-        <w:t xml:space="preserve">nome</w:t>
-      </w:r>
-      <w:r>
-        <w:t xml:space="preserve"> </w:t>
-      </w:r>
-      <w:r>
-        <w:t xml:space="preserve">e o</w:t>
-      </w:r>
-      <w:r>
-        <w:t xml:space="preserve"> </w:t>
-      </w:r>
-      <w:r>
-        <w:rPr>
-          <w:bCs/>
-          <w:b/>
-        </w:rPr>
-        <w:t xml:space="preserve">tipo</w:t>
-      </w:r>
-      <w:r>
-        <w:t xml:space="preserve">.</w:t>
+        <w:rPr>
+          <w:bCs/>
+          <w:b/>
+        </w:rPr>
+        <w:t xml:space="preserve">Tela de login — marque:</w:t>
       </w:r>
     </w:p>
     <w:tbl>
@@ -932,7 +1402,32 @@
               <w:jc w:val="left"/>
             </w:pPr>
             <w:r>
-              <w:t xml:space="preserve">a caixa onde se digita o usuário</w:t>
+              <w:rPr>
+                <w:bCs/>
+                <w:b/>
+              </w:rPr>
+              <w:t xml:space="preserve">só a caixa branca</w:t>
+            </w:r>
+            <w:r>
+              <w:t xml:space="preserve"> </w:t>
+            </w:r>
+            <w:r>
+              <w:t xml:space="preserve">onde se digita o usuário (sem o rótulo</w:t>
+            </w:r>
+            <w:r>
+              <w:t xml:space="preserve"> </w:t>
+            </w:r>
+            <w:r>
+              <w:t xml:space="preserve">“</w:t>
+            </w:r>
+            <w:r>
+              <w:t xml:space="preserve">Usuário</w:t>
+            </w:r>
+            <w:r>
+              <w:t xml:space="preserve">”</w:t>
+            </w:r>
+            <w:r>
+              <w:t xml:space="preserve">)</w:t>
             </w:r>
           </w:p>
         </w:tc>
@@ -947,7 +1442,7 @@
               <w:rPr>
                 <w:rStyle w:val="VerbatimChar"/>
               </w:rPr>
-              <w:t xml:space="preserve">usuario</w:t>
+              <w:t xml:space="preserve">campo_usuario</w:t>
             </w:r>
           </w:p>
         </w:tc>
@@ -976,7 +1471,17 @@
               <w:jc w:val="left"/>
             </w:pPr>
             <w:r>
-              <w:t xml:space="preserve">a caixa onde se digita a senha</w:t>
+              <w:rPr>
+                <w:bCs/>
+                <w:b/>
+              </w:rPr>
+              <w:t xml:space="preserve">só a caixa branca</w:t>
+            </w:r>
+            <w:r>
+              <w:t xml:space="preserve"> </w:t>
+            </w:r>
+            <w:r>
+              <w:t xml:space="preserve">da senha</w:t>
             </w:r>
           </w:p>
         </w:tc>
@@ -991,7 +1496,7 @@
               <w:rPr>
                 <w:rStyle w:val="VerbatimChar"/>
               </w:rPr>
-              <w:t xml:space="preserve">senha</w:t>
+              <w:t xml:space="preserve">campo_senha</w:t>
             </w:r>
           </w:p>
         </w:tc>
@@ -1020,7 +1525,7 @@
               <w:jc w:val="left"/>
             </w:pPr>
             <w:r>
-              <w:t xml:space="preserve">o botão Entrar (só o botão, bem justo)</w:t>
+              <w:t xml:space="preserve">o botão de entrar, justo</w:t>
             </w:r>
           </w:p>
         </w:tc>
@@ -1055,16 +1560,112 @@
           </w:p>
         </w:tc>
       </w:tr>
+    </w:tbl>
+    <w:p>
+      <w:pPr>
+        <w:pStyle w:val="BodyText"/>
+      </w:pPr>
+      <w:r>
+        <w:rPr>
+          <w:bCs/>
+          <w:b/>
+        </w:rPr>
+        <w:t xml:space="preserve">Tela principal — faça o login na mão, maximize, rode o mesmo comando</w:t>
+      </w:r>
+      <w:r>
+        <w:rPr>
+          <w:bCs/>
+          <w:b/>
+        </w:rPr>
+        <w:t xml:space="preserve"> </w:t>
+      </w:r>
+      <w:r>
+        <w:rPr>
+          <w:bCs/>
+          <w:b/>
+        </w:rPr>
+        <w:t xml:space="preserve">de novo e marque:</w:t>
+      </w:r>
+    </w:p>
+    <w:tbl>
+      <w:tblPr>
+        <w:tblStyle w:val="Table"/>
+        <w:tblW w:type="pct" w:w="5000"/>
+        <w:tblLook w:firstRow="1" w:lastRow="0" w:firstColumn="0" w:lastColumn="0" w:noHBand="0" w:noVBand="0" w:val="0020"/>
+        <w:jc w:val="start"/>
+      </w:tblPr>
+      <w:tblGrid>
+        <w:gridCol w:w="2640"/>
+        <w:gridCol w:w="2640"/>
+        <w:gridCol w:w="2640"/>
+      </w:tblGrid>
       <w:tr>
-        <w:tc>
-          <w:tcPr/>
-          <w:p>
-            <w:pPr>
-              <w:pStyle w:val="Compact"/>
-              <w:jc w:val="left"/>
-            </w:pPr>
-            <w:r>
-              <w:t xml:space="preserve">algo que só existe na tela de login (logotipo, título)</w:t>
+        <w:trPr>
+          <w:tblHeader w:val="true"/>
+        </w:trPr>
+        <w:tc>
+          <w:tcPr/>
+          <w:p>
+            <w:pPr>
+              <w:pStyle w:val="Compact"/>
+              <w:jc w:val="left"/>
+            </w:pPr>
+            <w:r>
+              <w:t xml:space="preserve">Arraste em volta de…</w:t>
+            </w:r>
+          </w:p>
+        </w:tc>
+        <w:tc>
+          <w:tcPr/>
+          <w:p>
+            <w:pPr>
+              <w:pStyle w:val="Compact"/>
+              <w:jc w:val="left"/>
+            </w:pPr>
+            <w:r>
+              <w:t xml:space="preserve">Nome</w:t>
+            </w:r>
+          </w:p>
+        </w:tc>
+        <w:tc>
+          <w:tcPr/>
+          <w:p>
+            <w:pPr>
+              <w:pStyle w:val="Compact"/>
+              <w:jc w:val="left"/>
+            </w:pPr>
+            <w:r>
+              <w:t xml:space="preserve">Tipo</w:t>
+            </w:r>
+          </w:p>
+        </w:tc>
+      </w:tr>
+      <w:tr>
+        <w:tc>
+          <w:tcPr/>
+          <w:p>
+            <w:pPr>
+              <w:pStyle w:val="Compact"/>
+              <w:jc w:val="left"/>
+            </w:pPr>
+            <w:r>
+              <w:t xml:space="preserve">algo que</w:t>
+            </w:r>
+            <w:r>
+              <w:t xml:space="preserve"> </w:t>
+            </w:r>
+            <w:r>
+              <w:rPr>
+                <w:bCs/>
+                <w:b/>
+              </w:rPr>
+              <w:t xml:space="preserve">só existe depois do login</w:t>
+            </w:r>
+            <w:r>
+              <w:t xml:space="preserve"> </w:t>
+            </w:r>
+            <w:r>
+              <w:t xml:space="preserve">(um item de menu)</w:t>
             </w:r>
           </w:p>
         </w:tc>
@@ -1079,7 +1680,7 @@
               <w:rPr>
                 <w:rStyle w:val="VerbatimChar"/>
               </w:rPr>
-              <w:t xml:space="preserve">tela_login</w:t>
+              <w:t xml:space="preserve">tela_principal</w:t>
             </w:r>
           </w:p>
         </w:tc>
@@ -1099,98 +1700,205 @@
           </w:p>
         </w:tc>
       </w:tr>
+      <w:tr>
+        <w:tc>
+          <w:tcPr/>
+          <w:p>
+            <w:pPr>
+              <w:pStyle w:val="Compact"/>
+              <w:jc w:val="left"/>
+            </w:pPr>
+            <w:r>
+              <w:t xml:space="preserve">o botão de sair, justo</w:t>
+            </w:r>
+          </w:p>
+        </w:tc>
+        <w:tc>
+          <w:tcPr/>
+          <w:p>
+            <w:pPr>
+              <w:pStyle w:val="Compact"/>
+              <w:jc w:val="left"/>
+            </w:pPr>
+            <w:r>
+              <w:rPr>
+                <w:rStyle w:val="VerbatimChar"/>
+              </w:rPr>
+              <w:t xml:space="preserve">btn_sair</w:t>
+            </w:r>
+          </w:p>
+        </w:tc>
+        <w:tc>
+          <w:tcPr/>
+          <w:p>
+            <w:pPr>
+              <w:pStyle w:val="Compact"/>
+              <w:jc w:val="left"/>
+            </w:pPr>
+            <w:r>
+              <w:rPr>
+                <w:rStyle w:val="VerbatimChar"/>
+              </w:rPr>
+              <w:t xml:space="preserve">botao</w:t>
+            </w:r>
+          </w:p>
+        </w:tc>
+      </w:tr>
     </w:tbl>
     <w:p>
       <w:pPr>
         <w:pStyle w:val="BodyText"/>
       </w:pPr>
       <w:r>
-        <w:rPr>
-          <w:rStyle w:val="VerbatimChar"/>
-        </w:rPr>
-        <w:t xml:space="preserve">ESC</w:t>
-      </w:r>
-      <w:r>
-        <w:t xml:space="preserve"> </w:t>
-      </w:r>
-      <w:r>
-        <w:t xml:space="preserve">termina. O que o VTAE fez por você:</w:t>
+        <w:t xml:space="preserve">O VTAE acrescenta ao mesmo arquivo. Ele nunca sobrescreve um nome que já</w:t>
+      </w:r>
+      <w:r>
+        <w:t xml:space="preserve"> </w:t>
+      </w:r>
+      <w:r>
+        <w:t xml:space="preserve">existe — para refazer um elemento, apague o bloco dele no arquivo e</w:t>
+      </w:r>
+      <w:r>
+        <w:t xml:space="preserve"> </w:t>
+      </w:r>
+      <w:r>
+        <w:t xml:space="preserve">mapeie de novo.</w:t>
+      </w:r>
+    </w:p>
+    <w:p>
+      <w:pPr>
+        <w:pStyle w:val="BodyText"/>
+      </w:pPr>
+      <w:r>
+        <w:rPr>
+          <w:bCs/>
+          <w:b/>
+        </w:rPr>
+        <w:t xml:space="preserve">Três regras que evitam 90% das falhas:</w:t>
       </w:r>
     </w:p>
     <w:p>
       <w:pPr>
         <w:numPr>
           <w:ilvl w:val="0"/>
-          <w:numId w:val="1002"/>
+          <w:numId w:val="1003"/>
         </w:numPr>
         <w:pStyle w:val="Compact"/>
       </w:pPr>
       <w:r>
-        <w:t xml:space="preserve">gravou</w:t>
-      </w:r>
-      <w:r>
-        <w:t xml:space="preserve"> </w:t>
-      </w:r>
-      <w:r>
-        <w:rPr>
-          <w:rStyle w:val="VerbatimChar"/>
-        </w:rPr>
-        <w:t xml:space="preserve">objects/meu_sistema/login.yaml</w:t>
-      </w:r>
-      <w:r>
-        <w:t xml:space="preserve"> </w:t>
-      </w:r>
-      <w:r>
-        <w:t xml:space="preserve">com a posição de cada</w:t>
-      </w:r>
-      <w:r>
-        <w:t xml:space="preserve"> </w:t>
-      </w:r>
-      <w:r>
-        <w:t xml:space="preserve">elemento;</w:t>
+        <w:rPr>
+          <w:bCs/>
+          <w:b/>
+        </w:rPr>
+        <w:t xml:space="preserve">Campo: só a caixa, nunca o rótulo.</w:t>
+      </w:r>
+      <w:r>
+        <w:t xml:space="preserve"> </w:t>
+      </w:r>
+      <w:r>
+        <w:t xml:space="preserve">O VTAE lê o que está dentro</w:t>
+      </w:r>
+      <w:r>
+        <w:t xml:space="preserve"> </w:t>
+      </w:r>
+      <w:r>
+        <w:t xml:space="preserve">do retângulo. Com o rótulo junto, ele lê</w:t>
+      </w:r>
+      <w:r>
+        <w:t xml:space="preserve"> </w:t>
+      </w:r>
+      <w:r>
+        <w:t xml:space="preserve">“</w:t>
+      </w:r>
+      <w:r>
+        <w:t xml:space="preserve">USUÁRIO ANA…</w:t>
+      </w:r>
+      <w:r>
+        <w:t xml:space="preserve">”</w:t>
+      </w:r>
+      <w:r>
+        <w:t xml:space="preserve"> </w:t>
+      </w:r>
+      <w:r>
+        <w:t xml:space="preserve">e o</w:t>
+      </w:r>
+      <w:r>
+        <w:t xml:space="preserve"> </w:t>
+      </w:r>
+      <w:r>
+        <w:t xml:space="preserve">teste falha.</w:t>
       </w:r>
     </w:p>
     <w:p>
       <w:pPr>
         <w:numPr>
           <w:ilvl w:val="0"/>
-          <w:numId w:val="1002"/>
+          <w:numId w:val="1003"/>
         </w:numPr>
         <w:pStyle w:val="Compact"/>
       </w:pPr>
       <w:r>
-        <w:t xml:space="preserve">para cada</w:t>
-      </w:r>
-      <w:r>
-        <w:t xml:space="preserve"> </w:t>
-      </w:r>
-      <w:r>
-        <w:rPr>
-          <w:rStyle w:val="VerbatimChar"/>
-        </w:rPr>
-        <w:t xml:space="preserve">botao</w:t>
-      </w:r>
-      <w:r>
-        <w:t xml:space="preserve">, recortou a imagem e guardou em</w:t>
-      </w:r>
-      <w:r>
-        <w:t xml:space="preserve"> </w:t>
-      </w:r>
-      <w:r>
-        <w:rPr>
-          <w:rStyle w:val="VerbatimChar"/>
-        </w:rPr>
-        <w:t xml:space="preserve">templates/meu_sistema/login/</w:t>
-      </w:r>
-      <w:r>
-        <w:t xml:space="preserve">;</w:t>
+        <w:rPr>
+          <w:bCs/>
+          <w:b/>
+        </w:rPr>
+        <w:t xml:space="preserve">A prova tem que ser exclusiva.</w:t>
+      </w:r>
+      <w:r>
+        <w:t xml:space="preserve"> </w:t>
+      </w:r>
+      <w:r>
+        <w:rPr>
+          <w:rStyle w:val="VerbatimChar"/>
+        </w:rPr>
+        <w:t xml:space="preserve">tela_principal</w:t>
+      </w:r>
+      <w:r>
+        <w:t xml:space="preserve"> </w:t>
+      </w:r>
+      <w:r>
+        <w:t xml:space="preserve">precisa ser algo</w:t>
+      </w:r>
+      <w:r>
+        <w:t xml:space="preserve"> </w:t>
+      </w:r>
+      <w:r>
+        <w:t xml:space="preserve">que</w:t>
+      </w:r>
+      <w:r>
+        <w:t xml:space="preserve"> </w:t>
+      </w:r>
+      <w:r>
+        <w:rPr>
+          <w:bCs/>
+          <w:b/>
+        </w:rPr>
+        <w:t xml:space="preserve">não aparece</w:t>
+      </w:r>
+      <w:r>
+        <w:t xml:space="preserve"> </w:t>
+      </w:r>
+      <w:r>
+        <w:t xml:space="preserve">na tela de login. Barra de título, logotipo ou</w:t>
+      </w:r>
+      <w:r>
+        <w:t xml:space="preserve"> </w:t>
+      </w:r>
+      <w:r>
+        <w:t xml:space="preserve">aviso que aparecem nas duas telas fazem o teste passar sem o login</w:t>
+      </w:r>
+      <w:r>
+        <w:t xml:space="preserve"> </w:t>
+      </w:r>
+      <w:r>
+        <w:t xml:space="preserve">ter acontecido.</w:t>
       </w:r>
     </w:p>
     <w:p>
       <w:pPr>
         <w:numPr>
           <w:ilvl w:val="0"/>
-          <w:numId w:val="1002"/>
+          <w:numId w:val="1003"/>
         </w:numPr>
         <w:pStyle w:val="Compact"/>
       </w:pPr>
@@ -1199,16 +1907,31 @@
           <w:bCs/>
           <w:b/>
         </w:rPr>
-        <w:t xml:space="preserve">mediu cada recorte</w:t>
-      </w:r>
-      <w:r>
-        <w:t xml:space="preserve">: se a imagem aparece mais de uma vez na tela,</w:t>
-      </w:r>
-      <w:r>
-        <w:t xml:space="preserve"> </w:t>
-      </w:r>
-      <w:r>
-        <w:t xml:space="preserve">ele avisa — recorte de novo, mais justo.</w:t>
+        <w:t xml:space="preserve">Botão: recorte justo.</w:t>
+      </w:r>
+      <w:r>
+        <w:t xml:space="preserve"> </w:t>
+      </w:r>
+      <w:r>
+        <w:t xml:space="preserve">Só o botão, sem sobra. Se o recorte</w:t>
+      </w:r>
+      <w:r>
+        <w:t xml:space="preserve"> </w:t>
+      </w:r>
+      <w:r>
+        <w:t xml:space="preserve">aparecer mais de uma vez na tela, o VTAE avisa na hora — recorte</w:t>
+      </w:r>
+      <w:r>
+        <w:t xml:space="preserve"> </w:t>
+      </w:r>
+      <w:r>
+        <w:t xml:space="preserve">de novo. Se o retângulo for grande demais (mais de um quarto da</w:t>
+      </w:r>
+      <w:r>
+        <w:t xml:space="preserve"> </w:t>
+      </w:r>
+      <w:r>
+        <w:t xml:space="preserve">tela), ele pergunta se é isso mesmo.</w:t>
       </w:r>
     </w:p>
     <w:p>
@@ -1220,90 +1943,6 @@
           <w:bCs/>
           <w:b/>
         </w:rPr>
-        <w:t xml:space="preserve">Agora a tela principal.</w:t>
-      </w:r>
-      <w:r>
-        <w:t xml:space="preserve"> </w:t>
-      </w:r>
-      <w:r>
-        <w:t xml:space="preserve">Faça login na mão, maximize, e rode de</w:t>
-      </w:r>
-      <w:r>
-        <w:t xml:space="preserve"> </w:t>
-      </w:r>
-      <w:r>
-        <w:t xml:space="preserve">novo o mesmo comando. Mapeie um único elemento que</w:t>
-      </w:r>
-      <w:r>
-        <w:t xml:space="preserve"> </w:t>
-      </w:r>
-      <w:r>
-        <w:rPr>
-          <w:bCs/>
-          <w:b/>
-        </w:rPr>
-        <w:t xml:space="preserve">só existe depois</w:t>
-      </w:r>
-      <w:r>
-        <w:rPr>
-          <w:bCs/>
-          <w:b/>
-        </w:rPr>
-        <w:t xml:space="preserve"> </w:t>
-      </w:r>
-      <w:r>
-        <w:rPr>
-          <w:bCs/>
-          <w:b/>
-        </w:rPr>
-        <w:t xml:space="preserve">do login</w:t>
-      </w:r>
-      <w:r>
-        <w:t xml:space="preserve"> </w:t>
-      </w:r>
-      <w:r>
-        <w:t xml:space="preserve">(um menu, um título): nome</w:t>
-      </w:r>
-      <w:r>
-        <w:t xml:space="preserve"> </w:t>
-      </w:r>
-      <w:r>
-        <w:rPr>
-          <w:rStyle w:val="VerbatimChar"/>
-        </w:rPr>
-        <w:t xml:space="preserve">tela_principal</w:t>
-      </w:r>
-      <w:r>
-        <w:t xml:space="preserve">, tipo</w:t>
-      </w:r>
-      <w:r>
-        <w:t xml:space="preserve"> </w:t>
-      </w:r>
-      <w:r>
-        <w:rPr>
-          <w:rStyle w:val="VerbatimChar"/>
-        </w:rPr>
-        <w:t xml:space="preserve">botao</w:t>
-      </w:r>
-      <w:r>
-        <w:t xml:space="preserve">.</w:t>
-      </w:r>
-      <w:r>
-        <w:t xml:space="preserve"> </w:t>
-      </w:r>
-      <w:r>
-        <w:t xml:space="preserve">Ele é a prova de que o login funcionou.</w:t>
-      </w:r>
-    </w:p>
-    <w:p>
-      <w:pPr>
-        <w:pStyle w:val="BodyText"/>
-      </w:pPr>
-      <w:r>
-        <w:rPr>
-          <w:bCs/>
-          <w:b/>
-        </w:rPr>
         <w:t xml:space="preserve">Último ajuste, à mão:</w:t>
       </w:r>
       <w:r>
@@ -1346,41 +1985,25 @@
         <w:t xml:space="preserve"> </w:t>
       </w:r>
       <w:r>
-        <w:t xml:space="preserve">no elemento</w:t>
-      </w:r>
-      <w:r>
-        <w:t xml:space="preserve"> </w:t>
-      </w:r>
-      <w:r>
-        <w:rPr>
-          <w:rStyle w:val="VerbatimChar"/>
-        </w:rPr>
-        <w:t xml:space="preserve">senha</w:t>
-      </w:r>
-      <w:r>
-        <w:t xml:space="preserve">. Campo sigiloso é</w:t>
-      </w:r>
-      <w:r>
-        <w:t xml:space="preserve"> </w:t>
-      </w:r>
-      <w:r>
-        <w:t xml:space="preserve">digitado,</w:t>
-      </w:r>
-      <w:r>
-        <w:t xml:space="preserve"> </w:t>
-      </w:r>
-      <w:r>
-        <w:rPr>
-          <w:bCs/>
-          <w:b/>
-        </w:rPr>
-        <w:t xml:space="preserve">nunca</w:t>
-      </w:r>
-      <w:r>
-        <w:t xml:space="preserve"> </w:t>
-      </w:r>
-      <w:r>
-        <w:t xml:space="preserve">é lido de volta (a tela mostra</w:t>
+        <w:t xml:space="preserve">no</w:t>
+      </w:r>
+      <w:r>
+        <w:t xml:space="preserve"> </w:t>
+      </w:r>
+      <w:r>
+        <w:rPr>
+          <w:rStyle w:val="VerbatimChar"/>
+        </w:rPr>
+        <w:t xml:space="preserve">campo_senha</w:t>
+      </w:r>
+      <w:r>
+        <w:t xml:space="preserve">. Campo sigiloso é digitado,</w:t>
+      </w:r>
+      <w:r>
+        <w:t xml:space="preserve"> </w:t>
+      </w:r>
+      <w:r>
+        <w:t xml:space="preserve">nunca lido de volta (a tela mostra</w:t>
       </w:r>
       <w:r>
         <w:t xml:space="preserve"> </w:t>
@@ -1392,13 +2015,13 @@
         <w:t xml:space="preserve">****</w:t>
       </w:r>
       <w:r>
-        <w:t xml:space="preserve">) e o valor</w:t>
-      </w:r>
-      <w:r>
-        <w:t xml:space="preserve"> </w:t>
-      </w:r>
-      <w:r>
-        <w:t xml:space="preserve">nunca vai para relatório nem log. O arquivo fica assim:</w:t>
+        <w:t xml:space="preserve">) e o valor nunca vai para</w:t>
+      </w:r>
+      <w:r>
+        <w:t xml:space="preserve"> </w:t>
+      </w:r>
+      <w:r>
+        <w:t xml:space="preserve">relatório nem log. O arquivo fica assim:</w:t>
       </w:r>
     </w:p>
     <w:p>
@@ -1418,7 +2041,7 @@
         <w:rPr>
           <w:rStyle w:val="VerbatimChar"/>
         </w:rPr>
-        <w:t xml:space="preserve">  titulo_janela: "Meu Sistema - Login"   # o mapear preenche sozinho</w:t>
+        <w:t xml:space="preserve">  titulo_janela: "Menu Principal"        # o mapear preenche sozinho</w:t>
       </w:r>
       <w:r>
         <w:br/>
@@ -1439,7 +2062,7 @@
         <w:rPr>
           <w:rStyle w:val="VerbatimChar"/>
         </w:rPr>
-        <w:t xml:space="preserve">  usuario:</w:t>
+        <w:t xml:space="preserve">  campo_usuario:</w:t>
       </w:r>
       <w:r>
         <w:br/>
@@ -1457,25 +2080,25 @@
         <w:rPr>
           <w:rStyle w:val="VerbatimChar"/>
         </w:rPr>
-        <w:t xml:space="preserve">    coordenada: { x: 640, y: 380 }</w:t>
-      </w:r>
-      <w:r>
-        <w:br/>
-      </w:r>
-      <w:r>
-        <w:rPr>
-          <w:rStyle w:val="VerbatimChar"/>
-        </w:rPr>
-        <w:t xml:space="preserve">    regiao_ocr: { x1: 560, y1: 370, x2: 720, y2: 390 }</w:t>
-      </w:r>
-      <w:r>
-        <w:br/>
-      </w:r>
-      <w:r>
-        <w:rPr>
-          <w:rStyle w:val="VerbatimChar"/>
-        </w:rPr>
-        <w:t xml:space="preserve">  senha:</w:t>
+        <w:t xml:space="preserve">    coordenada: { x: 415, y: 265 }</w:t>
+      </w:r>
+      <w:r>
+        <w:br/>
+      </w:r>
+      <w:r>
+        <w:rPr>
+          <w:rStyle w:val="VerbatimChar"/>
+        </w:rPr>
+        <w:t xml:space="preserve">    regiao_ocr: { x1: 334, y1: 256, x2: 496, y2: 275 }</w:t>
+      </w:r>
+      <w:r>
+        <w:br/>
+      </w:r>
+      <w:r>
+        <w:rPr>
+          <w:rStyle w:val="VerbatimChar"/>
+        </w:rPr>
+        <w:t xml:space="preserve">  campo_senha:</w:t>
       </w:r>
       <w:r>
         <w:br/>
@@ -1502,16 +2125,16 @@
         <w:rPr>
           <w:rStyle w:val="VerbatimChar"/>
         </w:rPr>
-        <w:t xml:space="preserve">    coordenada: { x: 640, y: 420 }</w:t>
-      </w:r>
-      <w:r>
-        <w:br/>
-      </w:r>
-      <w:r>
-        <w:rPr>
-          <w:rStyle w:val="VerbatimChar"/>
-        </w:rPr>
-        <w:t xml:space="preserve">    regiao_ocr: { x1: 560, y1: 410, x2: 720, y2: 430 }</w:t>
+        <w:t xml:space="preserve">    coordenada: { x: 415, y: 292 }</w:t>
+      </w:r>
+      <w:r>
+        <w:br/>
+      </w:r>
+      <w:r>
+        <w:rPr>
+          <w:rStyle w:val="VerbatimChar"/>
+        </w:rPr>
+        <w:t xml:space="preserve">    regiao_ocr: { x1: 334, y1: 283, x2: 496, y2: 302 }</w:t>
       </w:r>
       <w:r>
         <w:br/>
@@ -1538,7 +2161,7 @@
         <w:rPr>
           <w:rStyle w:val="VerbatimChar"/>
         </w:rPr>
-        <w:t xml:space="preserve">    coordenada: { x: 640, y: 470 }</w:t>
+        <w:t xml:space="preserve">    coordenada: { x: 334, y: 327 }</w:t>
       </w:r>
       <w:r>
         <w:br/>
@@ -1556,7 +2179,7 @@
         <w:rPr>
           <w:rStyle w:val="VerbatimChar"/>
         </w:rPr>
-        <w:t xml:space="preserve">  tela_login:</w:t>
+        <w:t xml:space="preserve">  tela_principal:</w:t>
       </w:r>
       <w:r>
         <w:br/>
@@ -1574,25 +2197,25 @@
         <w:rPr>
           <w:rStyle w:val="VerbatimChar"/>
         </w:rPr>
-        <w:t xml:space="preserve">    coordenada: { x: 640, y: 200 }</w:t>
-      </w:r>
-      <w:r>
-        <w:br/>
-      </w:r>
-      <w:r>
-        <w:rPr>
-          <w:rStyle w:val="VerbatimChar"/>
-        </w:rPr>
-        <w:t xml:space="preserve">    template: templates/meu_sistema/login/tela_login.png</w:t>
-      </w:r>
-      <w:r>
-        <w:br/>
-      </w:r>
-      <w:r>
-        <w:rPr>
-          <w:rStyle w:val="VerbatimChar"/>
-        </w:rPr>
-        <w:t xml:space="preserve">  tela_principal:</w:t>
+        <w:t xml:space="preserve">    coordenada: { x: 140, y: 160 }</w:t>
+      </w:r>
+      <w:r>
+        <w:br/>
+      </w:r>
+      <w:r>
+        <w:rPr>
+          <w:rStyle w:val="VerbatimChar"/>
+        </w:rPr>
+        <w:t xml:space="preserve">    template: templates/meu_sistema/login/tela_principal.png</w:t>
+      </w:r>
+      <w:r>
+        <w:br/>
+      </w:r>
+      <w:r>
+        <w:rPr>
+          <w:rStyle w:val="VerbatimChar"/>
+        </w:rPr>
+        <w:t xml:space="preserve">  btn_sair:</w:t>
       </w:r>
       <w:r>
         <w:br/>
@@ -1610,16 +2233,16 @@
         <w:rPr>
           <w:rStyle w:val="VerbatimChar"/>
         </w:rPr>
-        <w:t xml:space="preserve">    coordenada: { x: 100, y: 60 }</w:t>
-      </w:r>
-      <w:r>
-        <w:br/>
-      </w:r>
-      <w:r>
-        <w:rPr>
-          <w:rStyle w:val="VerbatimChar"/>
-        </w:rPr>
-        <w:t xml:space="preserve">    template: templates/meu_sistema/login/tela_principal.png</w:t>
+        <w:t xml:space="preserve">    coordenada: { x: 20, y: 575 }</w:t>
+      </w:r>
+      <w:r>
+        <w:br/>
+      </w:r>
+      <w:r>
+        <w:rPr>
+          <w:rStyle w:val="VerbatimChar"/>
+        </w:rPr>
+        <w:t xml:space="preserve">    template: templates/meu_sistema/login/btn_sair.png</w:t>
       </w:r>
     </w:p>
     <w:p>
@@ -1657,7 +2280,7 @@
         <w:t xml:space="preserve">flows/meu_sistema/login.yaml</w:t>
       </w:r>
       <w:r>
-        <w:t xml:space="preserve">. Cada linha comentada:</w:t>
+        <w:t xml:space="preserve">:</w:t>
       </w:r>
     </w:p>
     <w:p>
@@ -1668,16 +2291,16 @@
         <w:rPr>
           <w:rStyle w:val="VerbatimChar"/>
         </w:rPr>
-        <w:t xml:space="preserve"># O que este teste prova: com usuario e senha validos, a tela principal abre.</w:t>
-      </w:r>
-      <w:r>
-        <w:br/>
-      </w:r>
-      <w:r>
-        <w:rPr>
-          <w:rStyle w:val="VerbatimChar"/>
-        </w:rPr>
-        <w:t xml:space="preserve">flow: login_meu_sistema                   # nome do teste — aparece no relatorio</w:t>
+        <w:t xml:space="preserve"># O que este teste prova: com usuario e senha validos, entra e sai.</w:t>
+      </w:r>
+      <w:r>
+        <w:br/>
+      </w:r>
+      <w:r>
+        <w:rPr>
+          <w:rStyle w:val="VerbatimChar"/>
+        </w:rPr>
+        <w:t xml:space="preserve">flow: login_meu_sistema                   # nome do teste no relatorio</w:t>
       </w:r>
       <w:r>
         <w:br/>
@@ -1716,52 +2339,61 @@
         <w:rPr>
           <w:rStyle w:val="VerbatimChar"/>
         </w:rPr>
-        <w:t xml:space="preserve">  - abrir:   "{dado:programa}"            # inicia o sistema</w:t>
-      </w:r>
-      <w:r>
-        <w:br/>
-      </w:r>
-      <w:r>
-        <w:rPr>
-          <w:rStyle w:val="VerbatimChar"/>
-        </w:rPr>
-        <w:t xml:space="preserve">  - esperar: tela_login                   # aguarda a tela de login (ate 30s)</w:t>
-      </w:r>
-      <w:r>
-        <w:br/>
-      </w:r>
-      <w:r>
-        <w:rPr>
-          <w:rStyle w:val="VerbatimChar"/>
-        </w:rPr>
-        <w:t xml:space="preserve">  - preencher: { campo: usuario, valor: "{dado:usuario}" }  # digita E confere</w:t>
-      </w:r>
-      <w:r>
-        <w:br/>
-      </w:r>
-      <w:r>
-        <w:rPr>
-          <w:rStyle w:val="VerbatimChar"/>
-        </w:rPr>
-        <w:t xml:space="preserve">  - preencher: { campo: senha,   valor: "{dado:senha}" }    # digita, nao le (sigiloso)</w:t>
-      </w:r>
-      <w:r>
-        <w:br/>
-      </w:r>
-      <w:r>
-        <w:rPr>
-          <w:rStyle w:val="VerbatimChar"/>
-        </w:rPr>
-        <w:t xml:space="preserve">  - clicar:  btn_entrar</w:t>
-      </w:r>
-      <w:r>
-        <w:br/>
-      </w:r>
-      <w:r>
-        <w:rPr>
-          <w:rStyle w:val="VerbatimChar"/>
-        </w:rPr>
-        <w:t xml:space="preserve">  - esperar: tela_principal               # a prova: se nao aparecer, o teste FALHA</w:t>
+        <w:t xml:space="preserve">  - esperar:   btn_entrar                 # a tela de login esta la</w:t>
+      </w:r>
+      <w:r>
+        <w:br/>
+      </w:r>
+      <w:r>
+        <w:rPr>
+          <w:rStyle w:val="VerbatimChar"/>
+        </w:rPr>
+        <w:t xml:space="preserve">  - preencher: { campo: campo_usuario, valor: "{dado:usuario}" }  # digita e confere</w:t>
+      </w:r>
+      <w:r>
+        <w:br/>
+      </w:r>
+      <w:r>
+        <w:rPr>
+          <w:rStyle w:val="VerbatimChar"/>
+        </w:rPr>
+        <w:t xml:space="preserve">  - preencher: { campo: campo_senha,   valor: "{dado:senha}" }    # digita, nao le</w:t>
+      </w:r>
+      <w:r>
+        <w:br/>
+      </w:r>
+      <w:r>
+        <w:rPr>
+          <w:rStyle w:val="VerbatimChar"/>
+        </w:rPr>
+        <w:t xml:space="preserve">  - clicar:    btn_entrar</w:t>
+      </w:r>
+      <w:r>
+        <w:br/>
+      </w:r>
+      <w:r>
+        <w:rPr>
+          <w:rStyle w:val="VerbatimChar"/>
+        </w:rPr>
+        <w:t xml:space="preserve">  - esperar:   tela_principal             # PROVA: entrou</w:t>
+      </w:r>
+      <w:r>
+        <w:br/>
+      </w:r>
+      <w:r>
+        <w:rPr>
+          <w:rStyle w:val="VerbatimChar"/>
+        </w:rPr>
+        <w:t xml:space="preserve">  - clicar:    btn_sair</w:t>
+      </w:r>
+      <w:r>
+        <w:br/>
+      </w:r>
+      <w:r>
+        <w:rPr>
+          <w:rStyle w:val="VerbatimChar"/>
+        </w:rPr>
+        <w:t xml:space="preserve">  - esperar:   btn_entrar                 # PROVA: saiu e o login voltou</w:t>
       </w:r>
     </w:p>
     <w:p>
@@ -1769,7 +2401,526 @@
         <w:pStyle w:val="FirstParagraph"/>
       </w:pPr>
       <w:r>
-        <w:t xml:space="preserve">Por que cada linha existe:</w:t>
+        <w:rPr>
+          <w:bCs/>
+          <w:b/>
+        </w:rPr>
+        <w:t xml:space="preserve">Quatro regras de escrita:</w:t>
+      </w:r>
+    </w:p>
+    <w:p>
+      <w:pPr>
+        <w:numPr>
+          <w:ilvl w:val="0"/>
+          <w:numId w:val="1004"/>
+        </w:numPr>
+        <w:pStyle w:val="Compact"/>
+      </w:pPr>
+      <w:r>
+        <w:rPr>
+          <w:bCs/>
+          <w:b/>
+        </w:rPr>
+        <w:t xml:space="preserve">Todo passo começa com</w:t>
+      </w:r>
+      <w:r>
+        <w:rPr>
+          <w:bCs/>
+          <w:b/>
+        </w:rPr>
+        <w:t xml:space="preserve"> </w:t>
+      </w:r>
+      <w:r>
+        <w:rPr>
+          <w:rStyle w:val="VerbatimChar"/>
+          <w:bCs/>
+          <w:b/>
+        </w:rPr>
+        <w:t xml:space="preserve">-</w:t>
+      </w:r>
+      <w:r>
+        <w:t xml:space="preserve"> </w:t>
+      </w:r>
+      <w:r>
+        <w:t xml:space="preserve">(hífen e espaço). Sem ele, passos com</w:t>
+      </w:r>
+      <w:r>
+        <w:t xml:space="preserve"> </w:t>
+      </w:r>
+      <w:r>
+        <w:t xml:space="preserve">o mesmo verbo se apagam uns aos outros.</w:t>
+      </w:r>
+    </w:p>
+    <w:p>
+      <w:pPr>
+        <w:numPr>
+          <w:ilvl w:val="0"/>
+          <w:numId w:val="1004"/>
+        </w:numPr>
+        <w:pStyle w:val="Compact"/>
+      </w:pPr>
+      <w:r>
+        <w:rPr>
+          <w:bCs/>
+          <w:b/>
+        </w:rPr>
+        <w:t xml:space="preserve">O nome no roteiro é idêntico ao nome no arquivo de objetos.</w:t>
+      </w:r>
+      <w:r>
+        <w:t xml:space="preserve"> </w:t>
+      </w:r>
+      <w:r>
+        <w:rPr>
+          <w:rStyle w:val="VerbatimChar"/>
+        </w:rPr>
+        <w:t xml:space="preserve">campo_usuario</w:t>
+      </w:r>
+      <w:r>
+        <w:t xml:space="preserve"> </w:t>
+      </w:r>
+      <w:r>
+        <w:t xml:space="preserve">num e</w:t>
+      </w:r>
+      <w:r>
+        <w:t xml:space="preserve"> </w:t>
+      </w:r>
+      <w:r>
+        <w:rPr>
+          <w:rStyle w:val="VerbatimChar"/>
+        </w:rPr>
+        <w:t xml:space="preserve">usuario</w:t>
+      </w:r>
+      <w:r>
+        <w:t xml:space="preserve"> </w:t>
+      </w:r>
+      <w:r>
+        <w:t xml:space="preserve">no outro = o VTAE para antes de</w:t>
+      </w:r>
+      <w:r>
+        <w:t xml:space="preserve"> </w:t>
+      </w:r>
+      <w:r>
+        <w:t xml:space="preserve">clicar e diz qual nome não existe.</w:t>
+      </w:r>
+    </w:p>
+    <w:p>
+      <w:pPr>
+        <w:numPr>
+          <w:ilvl w:val="0"/>
+          <w:numId w:val="1004"/>
+        </w:numPr>
+        <w:pStyle w:val="Compact"/>
+      </w:pPr>
+      <w:r>
+        <w:rPr>
+          <w:bCs/>
+          <w:b/>
+        </w:rPr>
+        <w:t xml:space="preserve">Depois de cada ação importante, um</w:t>
+      </w:r>
+      <w:r>
+        <w:rPr>
+          <w:bCs/>
+          <w:b/>
+        </w:rPr>
+        <w:t xml:space="preserve"> </w:t>
+      </w:r>
+      <w:r>
+        <w:rPr>
+          <w:rStyle w:val="VerbatimChar"/>
+          <w:bCs/>
+          <w:b/>
+        </w:rPr>
+        <w:t xml:space="preserve">esperar</w:t>
+      </w:r>
+      <w:r>
+        <w:rPr>
+          <w:bCs/>
+          <w:b/>
+        </w:rPr>
+        <w:t xml:space="preserve"> </w:t>
+      </w:r>
+      <w:r>
+        <w:rPr>
+          <w:bCs/>
+          <w:b/>
+        </w:rPr>
+        <w:t xml:space="preserve">de algo que só existe</w:t>
+      </w:r>
+      <w:r>
+        <w:rPr>
+          <w:bCs/>
+          <w:b/>
+        </w:rPr>
+        <w:t xml:space="preserve"> </w:t>
+      </w:r>
+      <w:r>
+        <w:rPr>
+          <w:bCs/>
+          <w:b/>
+        </w:rPr>
+        <w:t xml:space="preserve">depois dela.</w:t>
+      </w:r>
+      <w:r>
+        <w:t xml:space="preserve"> </w:t>
+      </w:r>
+      <w:r>
+        <w:rPr>
+          <w:rStyle w:val="VerbatimChar"/>
+        </w:rPr>
+        <w:t xml:space="preserve">esperar: btn_entrar</w:t>
+      </w:r>
+      <w:r>
+        <w:t xml:space="preserve"> </w:t>
+      </w:r>
+      <w:r>
+        <w:t xml:space="preserve">logo depois de</w:t>
+      </w:r>
+      <w:r>
+        <w:t xml:space="preserve"> </w:t>
+      </w:r>
+      <w:r>
+        <w:rPr>
+          <w:rStyle w:val="VerbatimChar"/>
+        </w:rPr>
+        <w:t xml:space="preserve">clicar:     btn_entrar</w:t>
+      </w:r>
+      <w:r>
+        <w:t xml:space="preserve"> </w:t>
+      </w:r>
+      <w:r>
+        <w:t xml:space="preserve">não prova nada — o botão ainda está lá.</w:t>
+      </w:r>
+    </w:p>
+    <w:p>
+      <w:pPr>
+        <w:numPr>
+          <w:ilvl w:val="0"/>
+          <w:numId w:val="1004"/>
+        </w:numPr>
+        <w:pStyle w:val="Compact"/>
+      </w:pPr>
+      <w:r>
+        <w:rPr>
+          <w:bCs/>
+          <w:b/>
+        </w:rPr>
+        <w:t xml:space="preserve">O teste termina onde começou.</w:t>
+      </w:r>
+      <w:r>
+        <w:t xml:space="preserve"> </w:t>
+      </w:r>
+      <w:r>
+        <w:t xml:space="preserve">Aqui: sai e volta ao login. É isso</w:t>
+      </w:r>
+      <w:r>
+        <w:t xml:space="preserve"> </w:t>
+      </w:r>
+      <w:r>
+        <w:t xml:space="preserve">que permite rodar de novo (Passo 7).</w:t>
+      </w:r>
+    </w:p>
+    <w:p>
+      <w:pPr>
+        <w:pStyle w:val="FirstParagraph"/>
+      </w:pPr>
+      <w:r>
+        <w:rPr>
+          <w:bCs/>
+          <w:b/>
+        </w:rPr>
+        <w:t xml:space="preserve">Se o sistema estiver fechado</w:t>
+      </w:r>
+      <w:r>
+        <w:t xml:space="preserve"> </w:t>
+      </w:r>
+      <w:r>
+        <w:t xml:space="preserve">no início, acrescente como primeiro</w:t>
+      </w:r>
+      <w:r>
+        <w:t xml:space="preserve"> </w:t>
+      </w:r>
+      <w:r>
+        <w:t xml:space="preserve">passo</w:t>
+      </w:r>
+      <w:r>
+        <w:t xml:space="preserve"> </w:t>
+      </w:r>
+      <w:r>
+        <w:rPr>
+          <w:rStyle w:val="VerbatimChar"/>
+        </w:rPr>
+        <w:t xml:space="preserve">- abrir: "{dado:programa}"</w:t>
+      </w:r>
+      <w:r>
+        <w:t xml:space="preserve"> </w:t>
+      </w:r>
+      <w:r>
+        <w:t xml:space="preserve">e, no</w:t>
+      </w:r>
+      <w:r>
+        <w:t xml:space="preserve"> </w:t>
+      </w:r>
+      <w:r>
+        <w:rPr>
+          <w:rStyle w:val="VerbatimChar"/>
+        </w:rPr>
+        <w:t xml:space="preserve">config.yaml</w:t>
+      </w:r>
+      <w:r>
+        <w:t xml:space="preserve">, uma seção</w:t>
+      </w:r>
+      <w:r>
+        <w:t xml:space="preserve"> </w:t>
+      </w:r>
+      <w:r>
+        <w:rPr>
+          <w:rStyle w:val="VerbatimChar"/>
+        </w:rPr>
+        <w:t xml:space="preserve">dados:</w:t>
+      </w:r>
+      <w:r>
+        <w:t xml:space="preserve"> </w:t>
+      </w:r>
+      <w:r>
+        <w:t xml:space="preserve">com</w:t>
+      </w:r>
+      <w:r>
+        <w:t xml:space="preserve"> </w:t>
+      </w:r>
+      <w:r>
+        <w:rPr>
+          <w:rStyle w:val="VerbatimChar"/>
+        </w:rPr>
+        <w:t xml:space="preserve">programa: 'C:\caminho\do\sistema.exe'</w:t>
+      </w:r>
+      <w:r>
+        <w:t xml:space="preserve">.</w:t>
+      </w:r>
+    </w:p>
+    <w:bookmarkEnd w:id="25"/>
+    <w:bookmarkStart w:id="26" w:name="passo-5-rode-uma-vez"/>
+    <w:p>
+      <w:pPr>
+        <w:pStyle w:val="Heading3"/>
+      </w:pPr>
+      <w:r>
+        <w:t xml:space="preserve">0.6 Passo 5 — Rode uma vez</w:t>
+      </w:r>
+    </w:p>
+    <w:p>
+      <w:pPr>
+        <w:pStyle w:val="FirstParagraph"/>
+      </w:pPr>
+      <w:r>
+        <w:t xml:space="preserve">Com o sistema na tela de login:</w:t>
+      </w:r>
+    </w:p>
+    <w:p>
+      <w:pPr>
+        <w:pStyle w:val="SourceCode"/>
+      </w:pPr>
+      <w:r>
+        <w:rPr>
+          <w:rStyle w:val="VerbatimChar"/>
+        </w:rPr>
+        <w:t xml:space="preserve">vtae executar flows/meu_sistema/login.yaml</w:t>
+      </w:r>
+    </w:p>
+    <w:p>
+      <w:pPr>
+        <w:numPr>
+          <w:ilvl w:val="0"/>
+          <w:numId w:val="1005"/>
+        </w:numPr>
+        <w:pStyle w:val="Compact"/>
+      </w:pPr>
+      <w:r>
+        <w:rPr>
+          <w:bCs/>
+          <w:b/>
+        </w:rPr>
+        <w:t xml:space="preserve">Antes do primeiro clique</w:t>
+      </w:r>
+      <w:r>
+        <w:t xml:space="preserve"> </w:t>
+      </w:r>
+      <w:r>
+        <w:t xml:space="preserve">o VTAE confere tudo: nomes, caminhos,</w:t>
+      </w:r>
+      <w:r>
+        <w:t xml:space="preserve"> </w:t>
+      </w:r>
+      <w:r>
+        <w:t xml:space="preserve">dados. Se algo estiver errado aparece</w:t>
+      </w:r>
+      <w:r>
+        <w:t xml:space="preserve"> </w:t>
+      </w:r>
+      <w:r>
+        <w:rPr>
+          <w:iCs/>
+          <w:i/>
+        </w:rPr>
+        <w:t xml:space="preserve">“</w:t>
+      </w:r>
+      <w:r>
+        <w:rPr>
+          <w:iCs/>
+          <w:i/>
+        </w:rPr>
+        <w:t xml:space="preserve">O teste nao foi executado —</w:t>
+      </w:r>
+      <w:r>
+        <w:rPr>
+          <w:iCs/>
+          <w:i/>
+        </w:rPr>
+        <w:t xml:space="preserve"> </w:t>
+      </w:r>
+      <w:r>
+        <w:rPr>
+          <w:iCs/>
+          <w:i/>
+        </w:rPr>
+        <w:t xml:space="preserve">nada foi clicado</w:t>
+      </w:r>
+      <w:r>
+        <w:rPr>
+          <w:iCs/>
+          <w:i/>
+        </w:rPr>
+        <w:t xml:space="preserve">”</w:t>
+      </w:r>
+      <w:r>
+        <w:t xml:space="preserve"> </w:t>
+      </w:r>
+      <w:r>
+        <w:t xml:space="preserve">e o motivo. Nenhum relatório é gerado.</w:t>
+      </w:r>
+    </w:p>
+    <w:p>
+      <w:pPr>
+        <w:numPr>
+          <w:ilvl w:val="0"/>
+          <w:numId w:val="1005"/>
+        </w:numPr>
+        <w:pStyle w:val="Compact"/>
+      </w:pPr>
+      <w:r>
+        <w:t xml:space="preserve">Executa passo a passo, com uma foto de cada um.</w:t>
+      </w:r>
+    </w:p>
+    <w:p>
+      <w:pPr>
+        <w:numPr>
+          <w:ilvl w:val="0"/>
+          <w:numId w:val="1005"/>
+        </w:numPr>
+        <w:pStyle w:val="Compact"/>
+      </w:pPr>
+      <w:r>
+        <w:t xml:space="preserve">No fim,</w:t>
+      </w:r>
+      <w:r>
+        <w:t xml:space="preserve"> </w:t>
+      </w:r>
+      <w:r>
+        <w:rPr>
+          <w:rStyle w:val="VerbatimChar"/>
+        </w:rPr>
+        <w:t xml:space="preserve">PASSOU</w:t>
+      </w:r>
+      <w:r>
+        <w:t xml:space="preserve"> </w:t>
+      </w:r>
+      <w:r>
+        <w:t xml:space="preserve">ou</w:t>
+      </w:r>
+      <w:r>
+        <w:t xml:space="preserve"> </w:t>
+      </w:r>
+      <w:r>
+        <w:rPr>
+          <w:rStyle w:val="VerbatimChar"/>
+        </w:rPr>
+        <w:t xml:space="preserve">FALHOU</w:t>
+      </w:r>
+      <w:r>
+        <w:t xml:space="preserve"> </w:t>
+      </w:r>
+      <w:r>
+        <w:t xml:space="preserve">e o caminho do relatório</w:t>
+      </w:r>
+      <w:r>
+        <w:t xml:space="preserve"> </w:t>
+      </w:r>
+      <w:r>
+        <w:t xml:space="preserve">(</w:t>
+      </w:r>
+      <w:r>
+        <w:rPr>
+          <w:rStyle w:val="VerbatimChar"/>
+        </w:rPr>
+        <w:t xml:space="preserve">evidence/&lt;data&gt;/login_meu_sistema/report.html</w:t>
+      </w:r>
+      <w:r>
+        <w:t xml:space="preserve">).</w:t>
+      </w:r>
+    </w:p>
+    <w:p>
+      <w:pPr>
+        <w:pStyle w:val="FirstParagraph"/>
+      </w:pPr>
+      <w:r>
+        <w:rPr>
+          <w:bCs/>
+          <w:b/>
+        </w:rPr>
+        <w:t xml:space="preserve">Abra o relatório e olhe as fotos dos passos de prova.</w:t>
+      </w:r>
+      <w:r>
+        <w:t xml:space="preserve"> </w:t>
+      </w:r>
+      <w:r>
+        <w:t xml:space="preserve">A foto do</w:t>
+      </w:r>
+      <w:r>
+        <w:t xml:space="preserve"> </w:t>
+      </w:r>
+      <w:r>
+        <w:rPr>
+          <w:rStyle w:val="VerbatimChar"/>
+        </w:rPr>
+        <w:t xml:space="preserve">esperar: tela_principal</w:t>
+      </w:r>
+      <w:r>
+        <w:t xml:space="preserve"> </w:t>
+      </w:r>
+      <w:r>
+        <w:t xml:space="preserve">tem que mostrar a tela principal. Se mostrar o</w:t>
+      </w:r>
+      <w:r>
+        <w:t xml:space="preserve"> </w:t>
+      </w:r>
+      <w:r>
+        <w:t xml:space="preserve">login, o teste passou sem provar nada — reveja a regra da prova</w:t>
+      </w:r>
+      <w:r>
+        <w:t xml:space="preserve"> </w:t>
+      </w:r>
+      <w:r>
+        <w:t xml:space="preserve">exclusiva (§0.4).</w:t>
+      </w:r>
+    </w:p>
+    <w:bookmarkEnd w:id="26"/>
+    <w:bookmarkStart w:id="27" w:name="passo-6-quando-falha"/>
+    <w:p>
+      <w:pPr>
+        <w:pStyle w:val="Heading3"/>
+      </w:pPr>
+      <w:r>
+        <w:t xml:space="preserve">0.7 Passo 6 — Quando falha</w:t>
       </w:r>
     </w:p>
     <w:tbl>
@@ -1795,19 +2946,19 @@
               <w:jc w:val="left"/>
             </w:pPr>
             <w:r>
-              <w:t xml:space="preserve">Linha</w:t>
-            </w:r>
-          </w:p>
-        </w:tc>
-        <w:tc>
-          <w:tcPr/>
-          <w:p>
-            <w:pPr>
-              <w:pStyle w:val="Compact"/>
-              <w:jc w:val="left"/>
-            </w:pPr>
-            <w:r>
-              <w:t xml:space="preserve">Se faltar…</w:t>
+              <w:t xml:space="preserve">A mensagem diz…</w:t>
+            </w:r>
+          </w:p>
+        </w:tc>
+        <w:tc>
+          <w:tcPr/>
+          <w:p>
+            <w:pPr>
+              <w:pStyle w:val="Compact"/>
+              <w:jc w:val="left"/>
+            </w:pPr>
+            <w:r>
+              <w:t xml:space="preserve">O que fazer</w:t>
             </w:r>
           </w:p>
         </w:tc>
@@ -1824,19 +2975,19 @@
               <w:rPr>
                 <w:rStyle w:val="VerbatimChar"/>
               </w:rPr>
-              <w:t xml:space="preserve">esperar: tela_login</w:t>
-            </w:r>
-          </w:p>
-        </w:tc>
-        <w:tc>
-          <w:tcPr/>
-          <w:p>
-            <w:pPr>
-              <w:pStyle w:val="Compact"/>
-              <w:jc w:val="left"/>
-            </w:pPr>
-            <w:r>
-              <w:t xml:space="preserve">o VTAE digita antes do sistema abrir e o teste falha de forma aleatória</w:t>
+              <w:t xml:space="preserve">cada passo em 'steps:' precisa comecar com '- '</w:t>
+            </w:r>
+          </w:p>
+        </w:tc>
+        <w:tc>
+          <w:tcPr/>
+          <w:p>
+            <w:pPr>
+              <w:pStyle w:val="Compact"/>
+              <w:jc w:val="left"/>
+            </w:pPr>
+            <w:r>
+              <w:t xml:space="preserve">Faltou o hífen. Veja §0.5, regra 1</w:t>
             </w:r>
           </w:p>
         </w:tc>
@@ -1853,327 +3004,19 @@
               <w:rPr>
                 <w:rStyle w:val="VerbatimChar"/>
               </w:rPr>
-              <w:t xml:space="preserve">esperar: tela_principal</w:t>
-            </w:r>
-          </w:p>
-        </w:tc>
-        <w:tc>
-          <w:tcPr/>
-          <w:p>
-            <w:pPr>
-              <w:pStyle w:val="Compact"/>
-              <w:jc w:val="left"/>
-            </w:pPr>
-            <w:r>
-              <w:t xml:space="preserve">o teste</w:t>
-            </w:r>
-            <w:r>
-              <w:t xml:space="preserve"> </w:t>
-            </w:r>
-            <w:r>
-              <w:t xml:space="preserve">“</w:t>
-            </w:r>
-            <w:r>
-              <w:t xml:space="preserve">passa</w:t>
-            </w:r>
-            <w:r>
-              <w:t xml:space="preserve">”</w:t>
-            </w:r>
-            <w:r>
-              <w:t xml:space="preserve"> </w:t>
-            </w:r>
-            <w:r>
-              <w:t xml:space="preserve">mesmo com senha errada: clicar em Entrar não prova nada.</w:t>
-            </w:r>
-            <w:r>
-              <w:t xml:space="preserve"> </w:t>
-            </w:r>
-            <w:r>
-              <w:rPr>
-                <w:bCs/>
-                <w:b/>
-              </w:rPr>
-              <w:t xml:space="preserve">Teste sem prova no fim é script, não teste.</w:t>
-            </w:r>
-          </w:p>
-        </w:tc>
-      </w:tr>
-    </w:tbl>
-    <w:p>
-      <w:pPr>
-        <w:pStyle w:val="BodyText"/>
-      </w:pPr>
-      <w:r>
-        <w:rPr>
-          <w:bCs/>
-          <w:b/>
-        </w:rPr>
-        <w:t xml:space="preserve">Se o sistema já estiver aberto</w:t>
-      </w:r>
-      <w:r>
-        <w:t xml:space="preserve">, apague a linha</w:t>
-      </w:r>
-      <w:r>
-        <w:t xml:space="preserve"> </w:t>
-      </w:r>
-      <w:r>
-        <w:rPr>
-          <w:rStyle w:val="VerbatimChar"/>
-        </w:rPr>
-        <w:t xml:space="preserve">abrir</w:t>
-      </w:r>
-      <w:r>
-        <w:t xml:space="preserve">. Tudo o mais</w:t>
-      </w:r>
-      <w:r>
-        <w:t xml:space="preserve"> </w:t>
-      </w:r>
-      <w:r>
-        <w:t xml:space="preserve">continua igual.</w:t>
-      </w:r>
-    </w:p>
-    <w:bookmarkEnd w:id="25"/>
-    <w:bookmarkStart w:id="26" w:name="passo-5-rode-uma-vez"/>
-    <w:p>
-      <w:pPr>
-        <w:pStyle w:val="Heading3"/>
-      </w:pPr>
-      <w:r>
-        <w:t xml:space="preserve">0.6 Passo 5 — Rode uma vez</w:t>
-      </w:r>
-    </w:p>
-    <w:p>
-      <w:pPr>
-        <w:pStyle w:val="FirstParagraph"/>
-      </w:pPr>
-      <w:r>
-        <w:t xml:space="preserve">Feche o sistema (o roteiro abre sozinho) e rode:</w:t>
-      </w:r>
-    </w:p>
-    <w:p>
-      <w:pPr>
-        <w:pStyle w:val="SourceCode"/>
-      </w:pPr>
-      <w:r>
-        <w:rPr>
-          <w:rStyle w:val="VerbatimChar"/>
-        </w:rPr>
-        <w:t xml:space="preserve">vtae executar flows/meu_sistema/login.yaml</w:t>
-      </w:r>
-    </w:p>
-    <w:p>
-      <w:pPr>
-        <w:pStyle w:val="FirstParagraph"/>
-      </w:pPr>
-      <w:r>
-        <w:t xml:space="preserve">O que acontece, na ordem:</w:t>
-      </w:r>
-    </w:p>
-    <w:p>
-      <w:pPr>
-        <w:numPr>
-          <w:ilvl w:val="0"/>
-          <w:numId w:val="1003"/>
-        </w:numPr>
-        <w:pStyle w:val="Compact"/>
-      </w:pPr>
-      <w:r>
-        <w:rPr>
-          <w:bCs/>
-          <w:b/>
-        </w:rPr>
-        <w:t xml:space="preserve">Antes do primeiro clique</w:t>
-      </w:r>
-      <w:r>
-        <w:t xml:space="preserve">, o VTAE confere o roteiro inteiro:</w:t>
-      </w:r>
-      <w:r>
-        <w:t xml:space="preserve"> </w:t>
-      </w:r>
-      <w:r>
-        <w:t xml:space="preserve">elemento que não existe, dado que falta,</w:t>
-      </w:r>
-      <w:r>
-        <w:t xml:space="preserve"> </w:t>
-      </w:r>
-      <w:r>
-        <w:rPr>
-          <w:rStyle w:val="VerbatimChar"/>
-        </w:rPr>
-        <w:t xml:space="preserve">esperar</w:t>
-      </w:r>
-      <w:r>
-        <w:t xml:space="preserve"> </w:t>
-      </w:r>
-      <w:r>
-        <w:t xml:space="preserve">sem imagem. Se</w:t>
-      </w:r>
-      <w:r>
-        <w:t xml:space="preserve"> </w:t>
-      </w:r>
-      <w:r>
-        <w:t xml:space="preserve">algo estiver errado,</w:t>
-      </w:r>
-      <w:r>
-        <w:t xml:space="preserve"> </w:t>
-      </w:r>
-      <w:r>
-        <w:rPr>
-          <w:bCs/>
-          <w:b/>
-        </w:rPr>
-        <w:t xml:space="preserve">nada é clicado</w:t>
-      </w:r>
-      <w:r>
-        <w:t xml:space="preserve"> </w:t>
-      </w:r>
-      <w:r>
-        <w:t xml:space="preserve">e a mensagem diz o passo e o</w:t>
-      </w:r>
-      <w:r>
-        <w:t xml:space="preserve"> </w:t>
-      </w:r>
-      <w:r>
-        <w:t xml:space="preserve">motivo.</w:t>
-      </w:r>
-    </w:p>
-    <w:p>
-      <w:pPr>
-        <w:numPr>
-          <w:ilvl w:val="0"/>
-          <w:numId w:val="1003"/>
-        </w:numPr>
-        <w:pStyle w:val="Compact"/>
-      </w:pPr>
-      <w:r>
-        <w:t xml:space="preserve">Executa passo a passo, tirando uma foto de cada um.</w:t>
-      </w:r>
-    </w:p>
-    <w:p>
-      <w:pPr>
-        <w:numPr>
-          <w:ilvl w:val="0"/>
-          <w:numId w:val="1003"/>
-        </w:numPr>
-        <w:pStyle w:val="Compact"/>
-      </w:pPr>
-      <w:r>
-        <w:t xml:space="preserve">No fim imprime</w:t>
-      </w:r>
-      <w:r>
-        <w:t xml:space="preserve"> </w:t>
-      </w:r>
-      <w:r>
-        <w:rPr>
-          <w:rStyle w:val="VerbatimChar"/>
-        </w:rPr>
-        <w:t xml:space="preserve">PASSOU</w:t>
-      </w:r>
-      <w:r>
-        <w:t xml:space="preserve"> </w:t>
-      </w:r>
-      <w:r>
-        <w:t xml:space="preserve">ou</w:t>
-      </w:r>
-      <w:r>
-        <w:t xml:space="preserve"> </w:t>
-      </w:r>
-      <w:r>
-        <w:rPr>
-          <w:rStyle w:val="VerbatimChar"/>
-        </w:rPr>
-        <w:t xml:space="preserve">FALHOU</w:t>
-      </w:r>
-      <w:r>
-        <w:t xml:space="preserve"> </w:t>
-      </w:r>
-      <w:r>
-        <w:t xml:space="preserve">e o caminho do relatório</w:t>
-      </w:r>
-      <w:r>
-        <w:t xml:space="preserve"> </w:t>
-      </w:r>
-      <w:r>
-        <w:t xml:space="preserve">(</w:t>
-      </w:r>
-      <w:r>
-        <w:rPr>
-          <w:rStyle w:val="VerbatimChar"/>
-        </w:rPr>
-        <w:t xml:space="preserve">evidence/&lt;data&gt;/login_meu_sistema/report.html</w:t>
-      </w:r>
-      <w:r>
-        <w:t xml:space="preserve">). Abra no</w:t>
-      </w:r>
-      <w:r>
-        <w:t xml:space="preserve"> </w:t>
-      </w:r>
-      <w:r>
-        <w:t xml:space="preserve">navegador: cada passo, o valor que o VTAE</w:t>
-      </w:r>
-      <w:r>
-        <w:t xml:space="preserve"> </w:t>
-      </w:r>
-      <w:r>
-        <w:rPr>
-          <w:bCs/>
-          <w:b/>
-        </w:rPr>
-        <w:t xml:space="preserve">leu</w:t>
-      </w:r>
-      <w:r>
-        <w:t xml:space="preserve"> </w:t>
-      </w:r>
-      <w:r>
-        <w:t xml:space="preserve">da tela e a foto.</w:t>
-      </w:r>
-    </w:p>
-    <w:bookmarkEnd w:id="26"/>
-    <w:bookmarkStart w:id="27" w:name="passo-6-quando-falha"/>
-    <w:p>
-      <w:pPr>
-        <w:pStyle w:val="Heading3"/>
-      </w:pPr>
-      <w:r>
-        <w:t xml:space="preserve">0.7 Passo 6 — Quando falha</w:t>
-      </w:r>
-    </w:p>
-    <w:tbl>
-      <w:tblPr>
-        <w:tblStyle w:val="Table"/>
-        <w:tblW w:type="pct" w:w="4889"/>
-        <w:tblLook w:firstRow="1" w:lastRow="0" w:firstColumn="0" w:lastColumn="0" w:noHBand="0" w:noVBand="0" w:val="0020"/>
-        <w:jc w:val="start"/>
-      </w:tblPr>
-      <w:tblGrid>
-        <w:gridCol w:w="3520"/>
-        <w:gridCol w:w="4224"/>
-      </w:tblGrid>
-      <w:tr>
-        <w:trPr>
-          <w:tblHeader w:val="true"/>
-        </w:trPr>
-        <w:tc>
-          <w:tcPr/>
-          <w:p>
-            <w:pPr>
-              <w:pStyle w:val="Compact"/>
-              <w:jc w:val="left"/>
-            </w:pPr>
-            <w:r>
-              <w:t xml:space="preserve">A mensagem diz…</w:t>
-            </w:r>
-          </w:p>
-        </w:tc>
-        <w:tc>
-          <w:tcPr/>
-          <w:p>
-            <w:pPr>
-              <w:pStyle w:val="Compact"/>
-              <w:jc w:val="left"/>
-            </w:pPr>
-            <w:r>
-              <w:t xml:space="preserve">O que fazer</w:t>
+              <w:t xml:space="preserve">campo 'x' nao declarado em objects/</w:t>
+            </w:r>
+          </w:p>
+        </w:tc>
+        <w:tc>
+          <w:tcPr/>
+          <w:p>
+            <w:pPr>
+              <w:pStyle w:val="Compact"/>
+              <w:jc w:val="left"/>
+            </w:pPr>
+            <w:r>
+              <w:t xml:space="preserve">O nome no roteiro difere do arquivo de objetos. Copie o nome exato</w:t>
             </w:r>
           </w:p>
         </w:tc>
@@ -2190,66 +3033,34 @@
               <w:rPr>
                 <w:rStyle w:val="VerbatimChar"/>
               </w:rPr>
-              <w:t xml:space="preserve">pede coisas impossiveis: ...</w:t>
-            </w:r>
-          </w:p>
-        </w:tc>
-        <w:tc>
-          <w:tcPr/>
-          <w:p>
-            <w:pPr>
-              <w:pStyle w:val="Compact"/>
-              <w:jc w:val="left"/>
-            </w:pPr>
-            <w:r>
-              <w:t xml:space="preserve">Erro de escrita. Corrija o que a linha aponta.</w:t>
+              <w:t xml:space="preserve">campo obrigatorio 'credenciais' nao encontrado</w:t>
+            </w:r>
+          </w:p>
+        </w:tc>
+        <w:tc>
+          <w:tcPr/>
+          <w:p>
+            <w:pPr>
+              <w:pStyle w:val="Compact"/>
+              <w:jc w:val="left"/>
+            </w:pPr>
+            <w:r>
+              <w:t xml:space="preserve">O</w:t>
             </w:r>
             <w:r>
               <w:t xml:space="preserve"> </w:t>
             </w:r>
-            <w:r>
-              <w:t xml:space="preserve">Nada foi clicado.</w:t>
-            </w:r>
-          </w:p>
-        </w:tc>
-      </w:tr>
-      <w:tr>
-        <w:tc>
-          <w:tcPr/>
-          <w:p>
-            <w:pPr>
-              <w:pStyle w:val="Compact"/>
-              <w:jc w:val="left"/>
-            </w:pPr>
             <w:r>
               <w:rPr>
                 <w:rStyle w:val="VerbatimChar"/>
               </w:rPr>
-              <w:t xml:space="preserve">'tela_login' nao apareceu em 30s</w:t>
-            </w:r>
-          </w:p>
-        </w:tc>
-        <w:tc>
-          <w:tcPr/>
-          <w:p>
-            <w:pPr>
-              <w:pStyle w:val="Compact"/>
-              <w:jc w:val="left"/>
-            </w:pPr>
-            <w:r>
-              <w:t xml:space="preserve">A imagem não foi achada. Tela diferente da</w:t>
+              <w:t xml:space="preserve">config.yaml</w:t>
             </w:r>
             <w:r>
               <w:t xml:space="preserve"> </w:t>
             </w:r>
             <w:r>
-              <w:t xml:space="preserve">mapeada (zoom, tema, janela não maximizada)?</w:t>
-            </w:r>
-            <w:r>
-              <w:t xml:space="preserve"> </w:t>
-            </w:r>
-            <w:r>
-              <w:t xml:space="preserve">Mapeie o elemento de novo.</w:t>
+              <w:t xml:space="preserve">está incompleto. Copie o modelo inteiro do §0.3</w:t>
             </w:r>
           </w:p>
         </w:tc>
@@ -2266,58 +3077,92 @@
               <w:rPr>
                 <w:rStyle w:val="VerbatimChar"/>
               </w:rPr>
-              <w:t xml:space="preserve">valor incorreto</w:t>
-            </w:r>
-            <w:r>
-              <w:t xml:space="preserve"> </w:t>
-            </w:r>
-            <w:r>
-              <w:t xml:space="preserve">/</w:t>
-            </w:r>
-            <w:r>
-              <w:t xml:space="preserve"> </w:t>
-            </w:r>
+              <w:t xml:space="preserve">esperado 'ana', OCR leu 'USUÁRIO ANA'</w:t>
+            </w:r>
+          </w:p>
+        </w:tc>
+        <w:tc>
+          <w:tcPr/>
+          <w:p>
+            <w:pPr>
+              <w:pStyle w:val="Compact"/>
+              <w:jc w:val="left"/>
+            </w:pPr>
+            <w:r>
+              <w:t xml:space="preserve">A região pegou o rótulo. Refaça o campo marcando só a caixa branca</w:t>
+            </w:r>
+          </w:p>
+        </w:tc>
+      </w:tr>
+      <w:tr>
+        <w:tc>
+          <w:tcPr/>
+          <w:p>
+            <w:pPr>
+              <w:pStyle w:val="Compact"/>
+              <w:jc w:val="left"/>
+            </w:pPr>
             <w:r>
               <w:rPr>
                 <w:rStyle w:val="VerbatimChar"/>
               </w:rPr>
-              <w:t xml:space="preserve">DIVERGENTE</w:t>
-            </w:r>
-          </w:p>
-        </w:tc>
-        <w:tc>
-          <w:tcPr/>
-          <w:p>
-            <w:pPr>
-              <w:pStyle w:val="Compact"/>
-              <w:jc w:val="left"/>
-            </w:pPr>
-            <w:r>
-              <w:t xml:space="preserve">O que o VTAE leu não é o que digitou. Veja o</w:t>
+              <w:t xml:space="preserve">'x' nao apareceu em 30s</w:t>
+            </w:r>
+          </w:p>
+        </w:tc>
+        <w:tc>
+          <w:tcPr/>
+          <w:p>
+            <w:pPr>
+              <w:pStyle w:val="Compact"/>
+              <w:jc w:val="left"/>
+            </w:pPr>
+            <w:r>
+              <w:t xml:space="preserve">A imagem não foi achada: tela diferente da mapeada (zoom, janela não maximizada) ou o sistema demorou/errou. Veja a foto do passo</w:t>
+            </w:r>
+          </w:p>
+        </w:tc>
+      </w:tr>
+      <w:tr>
+        <w:tc>
+          <w:tcPr/>
+          <w:p>
+            <w:pPr>
+              <w:pStyle w:val="Compact"/>
+              <w:jc w:val="left"/>
+            </w:pPr>
+            <w:r>
+              <w:rPr>
+                <w:rStyle w:val="VerbatimChar"/>
+              </w:rPr>
+              <w:t xml:space="preserve">DEGRADACAO em 'x': template nao encontrado, usando coordenada fixa</w:t>
+            </w:r>
+          </w:p>
+        </w:tc>
+        <w:tc>
+          <w:tcPr/>
+          <w:p>
+            <w:pPr>
+              <w:pStyle w:val="Compact"/>
+              <w:jc w:val="left"/>
+            </w:pPr>
+            <w:r>
+              <w:t xml:space="preserve">Passou, mas clicou pela posição, não pela imagem — frágil. Confira se o caminho</w:t>
             </w:r>
             <w:r>
               <w:t xml:space="preserve"> </w:t>
             </w:r>
             <w:r>
-              <w:t xml:space="preserve">valor lido no relatório. Letra trocada no</w:t>
+              <w:rPr>
+                <w:rStyle w:val="VerbatimChar"/>
+              </w:rPr>
+              <w:t xml:space="preserve">template:</w:t>
             </w:r>
             <w:r>
               <w:t xml:space="preserve"> </w:t>
             </w:r>
             <w:r>
-              <w:t xml:space="preserve">meio (O e 0)? A região de leitura está</w:t>
-            </w:r>
-            <w:r>
-              <w:t xml:space="preserve"> </w:t>
-            </w:r>
-            <w:r>
-              <w:t xml:space="preserve">grande demais ou pegando a borda: mapeie o</w:t>
-            </w:r>
-            <w:r>
-              <w:t xml:space="preserve"> </w:t>
-            </w:r>
-            <w:r>
-              <w:t xml:space="preserve">campo de novo, mais justo.</w:t>
+              <w:t xml:space="preserve">existe; se sim, remapeie o botão</w:t>
             </w:r>
           </w:p>
         </w:tc>
@@ -2346,54 +3191,7 @@
               <w:jc w:val="left"/>
             </w:pPr>
             <w:r>
-              <w:t xml:space="preserve">O campo não recebeu o valor — o clique</w:t>
-            </w:r>
-            <w:r>
-              <w:t xml:space="preserve"> </w:t>
-            </w:r>
-            <w:r>
-              <w:t xml:space="preserve">caiu fora dele. Mapeie de novo com a janela</w:t>
-            </w:r>
-            <w:r>
-              <w:t xml:space="preserve"> </w:t>
-            </w:r>
-            <w:r>
-              <w:t xml:space="preserve">maximizada.</w:t>
-            </w:r>
-          </w:p>
-        </w:tc>
-      </w:tr>
-      <w:tr>
-        <w:tc>
-          <w:tcPr/>
-          <w:p>
-            <w:pPr>
-              <w:pStyle w:val="Compact"/>
-              <w:jc w:val="left"/>
-            </w:pPr>
-            <w:r>
-              <w:rPr>
-                <w:rStyle w:val="VerbatimChar"/>
-              </w:rPr>
-              <w:t xml:space="preserve">inalcancavel</w:t>
-            </w:r>
-          </w:p>
-        </w:tc>
-        <w:tc>
-          <w:tcPr/>
-          <w:p>
-            <w:pPr>
-              <w:pStyle w:val="Compact"/>
-              <w:jc w:val="left"/>
-            </w:pPr>
-            <w:r>
-              <w:t xml:space="preserve">Elemento sem imagem encontrada e sem</w:t>
-            </w:r>
-            <w:r>
-              <w:t xml:space="preserve"> </w:t>
-            </w:r>
-            <w:r>
-              <w:t xml:space="preserve">coordenada. Mapeie de novo.</w:t>
+              <w:t xml:space="preserve">O campo não recebeu o valor: o clique caiu fora da caixa. Mapeie de novo, janela maximizada</w:t>
             </w:r>
           </w:p>
         </w:tc>
@@ -2490,9 +3288,6 @@
               </w:rPr>
               <w:t xml:space="preserve">ctrl+s</w:t>
             </w:r>
-            <w:r>
-              <w:t xml:space="preserve">.</w:t>
-            </w:r>
           </w:p>
         </w:tc>
       </w:tr>
@@ -2544,13 +3339,7 @@
         <w:pStyle w:val="FirstParagraph"/>
       </w:pPr>
       <w:r>
-        <w:t xml:space="preserve">Três execuções seguidas, dados novos em cada uma. Para na primeira falha.</w:t>
-      </w:r>
-      <w:r>
-        <w:t xml:space="preserve"> </w:t>
-      </w:r>
-      <w:r>
-        <w:t xml:space="preserve">Termina com</w:t>
+        <w:t xml:space="preserve">Três execuções seguidas. Para na primeira falha. Termina com</w:t>
       </w:r>
       <w:r>
         <w:t xml:space="preserve"> </w:t>
@@ -2562,11 +3351,41 @@
         <w:t xml:space="preserve">GATE FECHADO — 3/3 execucoes sem falha</w:t>
       </w:r>
       <w:r>
-        <w:t xml:space="preserve">.</w:t>
-      </w:r>
-      <w:r>
-        <w:t xml:space="preserve"> </w:t>
-      </w:r>
+        <w:t xml:space="preserve">. Antes de comemorar, confira no log</w:t>
+      </w:r>
+      <w:r>
+        <w:t xml:space="preserve"> </w:t>
+      </w:r>
+      <w:r>
+        <w:t xml:space="preserve">que</w:t>
+      </w:r>
+      <w:r>
+        <w:t xml:space="preserve"> </w:t>
+      </w:r>
+      <w:r>
+        <w:rPr>
+          <w:bCs/>
+          <w:b/>
+        </w:rPr>
+        <w:t xml:space="preserve">nenhum passo teve DEGRADACAO</w:t>
+      </w:r>
+      <w:r>
+        <w:t xml:space="preserve"> </w:t>
+      </w:r>
+      <w:r>
+        <w:t xml:space="preserve">— gate com degradação passou por</w:t>
+      </w:r>
+      <w:r>
+        <w:t xml:space="preserve"> </w:t>
+      </w:r>
+      <w:r>
+        <w:t xml:space="preserve">sorte de posição.</w:t>
+      </w:r>
+    </w:p>
+    <w:p>
+      <w:pPr>
+        <w:pStyle w:val="BodyText"/>
+      </w:pPr>
       <w:r>
         <w:rPr>
           <w:bCs/>
@@ -3051,39 +3870,110 @@
           <w:bCs/>
           <w:b/>
         </w:rPr>
-        <w:t xml:space="preserve">Sistema já logado.</w:t>
-      </w:r>
-      <w:r>
-        <w:t xml:space="preserve"> </w:t>
-      </w:r>
-      <w:r>
-        <w:t xml:space="preserve">Um roteiro por tela. Para encadear login +</w:t>
-      </w:r>
-      <w:r>
-        <w:t xml:space="preserve"> </w:t>
-      </w:r>
-      <w:r>
-        <w:t xml:space="preserve">cadastro, rode os dois na sequência:</w:t>
-      </w:r>
-    </w:p>
-    <w:p>
-      <w:pPr>
-        <w:pStyle w:val="SourceCode"/>
-      </w:pPr>
-      <w:r>
-        <w:rPr>
-          <w:rStyle w:val="VerbatimChar"/>
-        </w:rPr>
-        <w:t xml:space="preserve">vtae executar flows/meu_sistema/login.yaml</w:t>
-      </w:r>
-      <w:r>
-        <w:br/>
-      </w:r>
-      <w:r>
-        <w:rPr>
-          <w:rStyle w:val="VerbatimChar"/>
-        </w:rPr>
-        <w:t xml:space="preserve">vtae executar flows/meu_sistema/cadastro.yaml</w:t>
+        <w:t xml:space="preserve">Entrar e sair.</w:t>
+      </w:r>
+      <w:r>
+        <w:t xml:space="preserve"> </w:t>
+      </w:r>
+      <w:r>
+        <w:t xml:space="preserve">O teste de cadastro também precisa começar e</w:t>
+      </w:r>
+      <w:r>
+        <w:t xml:space="preserve"> </w:t>
+      </w:r>
+      <w:r>
+        <w:t xml:space="preserve">terminar na tela de login, para poder rodar 3 vezes. Hoje isso se faz</w:t>
+      </w:r>
+      <w:r>
+        <w:t xml:space="preserve"> </w:t>
+      </w:r>
+      <w:r>
+        <w:t xml:space="preserve">repetindo, no início do roteiro de cadastro, os passos de entrar do</w:t>
+      </w:r>
+      <w:r>
+        <w:t xml:space="preserve"> </w:t>
+      </w:r>
+      <w:r>
+        <w:t xml:space="preserve">login (</w:t>
+      </w:r>
+      <w:r>
+        <w:rPr>
+          <w:rStyle w:val="VerbatimChar"/>
+        </w:rPr>
+        <w:t xml:space="preserve">esperar</w:t>
+      </w:r>
+      <w:r>
+        <w:t xml:space="preserve">, dois</w:t>
+      </w:r>
+      <w:r>
+        <w:t xml:space="preserve"> </w:t>
+      </w:r>
+      <w:r>
+        <w:rPr>
+          <w:rStyle w:val="VerbatimChar"/>
+        </w:rPr>
+        <w:t xml:space="preserve">preencher</w:t>
+      </w:r>
+      <w:r>
+        <w:t xml:space="preserve">,</w:t>
+      </w:r>
+      <w:r>
+        <w:t xml:space="preserve"> </w:t>
+      </w:r>
+      <w:r>
+        <w:rPr>
+          <w:rStyle w:val="VerbatimChar"/>
+        </w:rPr>
+        <w:t xml:space="preserve">clicar</w:t>
+      </w:r>
+      <w:r>
+        <w:t xml:space="preserve">,</w:t>
+      </w:r>
+      <w:r>
+        <w:t xml:space="preserve"> </w:t>
+      </w:r>
+      <w:r>
+        <w:rPr>
+          <w:rStyle w:val="VerbatimChar"/>
+        </w:rPr>
+        <w:t xml:space="preserve">esperar: tela_principal</w:t>
+      </w:r>
+      <w:r>
+        <w:t xml:space="preserve">)</w:t>
+      </w:r>
+      <w:r>
+        <w:t xml:space="preserve"> </w:t>
+      </w:r>
+      <w:r>
+        <w:t xml:space="preserve">e, no fim, os de sair. Os elementos de login podem ficar no mesmo</w:t>
+      </w:r>
+      <w:r>
+        <w:t xml:space="preserve"> </w:t>
+      </w:r>
+      <w:r>
+        <w:t xml:space="preserve">arquivo de objetos do cadastro ou ser mapeados de novo nele.</w:t>
+      </w:r>
+      <w:r>
+        <w:t xml:space="preserve"> </w:t>
+      </w:r>
+      <w:r>
+        <w:rPr>
+          <w:bCs/>
+          <w:b/>
+        </w:rPr>
+        <w:t xml:space="preserve">[ALVO]</w:t>
+      </w:r>
+      <w:r>
+        <w:t xml:space="preserve"> </w:t>
+      </w:r>
+      <w:r>
+        <w:t xml:space="preserve">reaproveitar um roteiro dentro de outro, sem repetir</w:t>
+      </w:r>
+      <w:r>
+        <w:t xml:space="preserve"> </w:t>
+      </w:r>
+      <w:r>
+        <w:t xml:space="preserve">passos, é entregável da Fase 5 (encadeamento).</w:t>
       </w:r>
     </w:p>
     <w:bookmarkEnd w:id="29"/>
@@ -6862,7 +7752,7 @@
       <w:pPr>
         <w:numPr>
           <w:ilvl w:val="0"/>
-          <w:numId w:val="1004"/>
+          <w:numId w:val="1006"/>
         </w:numPr>
         <w:pStyle w:val="Compact"/>
       </w:pPr>
@@ -6874,7 +7764,7 @@
       <w:pPr>
         <w:numPr>
           <w:ilvl w:val="0"/>
-          <w:numId w:val="1004"/>
+          <w:numId w:val="1006"/>
         </w:numPr>
         <w:pStyle w:val="Compact"/>
       </w:pPr>
@@ -6907,7 +7797,7 @@
       <w:pPr>
         <w:numPr>
           <w:ilvl w:val="0"/>
-          <w:numId w:val="1004"/>
+          <w:numId w:val="1006"/>
         </w:numPr>
         <w:pStyle w:val="Compact"/>
       </w:pPr>
@@ -6925,7 +7815,7 @@
       <w:pPr>
         <w:numPr>
           <w:ilvl w:val="0"/>
-          <w:numId w:val="1004"/>
+          <w:numId w:val="1006"/>
         </w:numPr>
         <w:pStyle w:val="Compact"/>
       </w:pPr>
@@ -6998,7 +7888,7 @@
       <w:pPr>
         <w:numPr>
           <w:ilvl w:val="0"/>
-          <w:numId w:val="1004"/>
+          <w:numId w:val="1006"/>
         </w:numPr>
         <w:pStyle w:val="Compact"/>
       </w:pPr>
@@ -7016,7 +7906,7 @@
       <w:pPr>
         <w:numPr>
           <w:ilvl w:val="0"/>
-          <w:numId w:val="1004"/>
+          <w:numId w:val="1006"/>
         </w:numPr>
         <w:pStyle w:val="Compact"/>
       </w:pPr>
@@ -7028,7 +7918,7 @@
       <w:pPr>
         <w:numPr>
           <w:ilvl w:val="0"/>
-          <w:numId w:val="1004"/>
+          <w:numId w:val="1006"/>
         </w:numPr>
         <w:pStyle w:val="Compact"/>
       </w:pPr>
@@ -7879,7 +8769,7 @@
       <w:pPr>
         <w:numPr>
           <w:ilvl w:val="0"/>
-          <w:numId w:val="1005"/>
+          <w:numId w:val="1007"/>
         </w:numPr>
         <w:pStyle w:val="Compact"/>
       </w:pPr>
@@ -7903,7 +8793,7 @@
       <w:pPr>
         <w:numPr>
           <w:ilvl w:val="0"/>
-          <w:numId w:val="1005"/>
+          <w:numId w:val="1007"/>
         </w:numPr>
         <w:pStyle w:val="Compact"/>
       </w:pPr>
@@ -7921,7 +8811,7 @@
       <w:pPr>
         <w:numPr>
           <w:ilvl w:val="0"/>
-          <w:numId w:val="1005"/>
+          <w:numId w:val="1007"/>
         </w:numPr>
         <w:pStyle w:val="Compact"/>
       </w:pPr>
@@ -7939,7 +8829,7 @@
       <w:pPr>
         <w:numPr>
           <w:ilvl w:val="0"/>
-          <w:numId w:val="1005"/>
+          <w:numId w:val="1007"/>
         </w:numPr>
         <w:pStyle w:val="Compact"/>
       </w:pPr>
@@ -8342,7 +9232,7 @@
           <w:iCs/>
           <w:i/>
         </w:rPr>
-        <w:t xml:space="preserve">VTAE · Manual de Criação de Testes · v3 · 24/09/2026</w:t>
+        <w:t xml:space="preserve">VTAE · Manual de Criação de Testes · v3.1 · 25/09/2026</w:t>
       </w:r>
     </w:p>
     <w:bookmarkEnd w:id="47"/>
@@ -8648,9 +9538,6 @@
     </w:lvlOverride>
   </w:num>
   <w:num w:numId="1002">
-    <w:abstractNumId w:val="991"/>
-  </w:num>
-  <w:num w:numId="1003">
     <w:abstractNumId w:val="99411"/>
     <w:lvlOverride w:ilvl="0">
       <w:startOverride w:val="1"/>
@@ -8679,6 +9566,9 @@
     <w:lvlOverride w:ilvl="8">
       <w:startOverride w:val="1"/>
     </w:lvlOverride>
+  </w:num>
+  <w:num w:numId="1003">
+    <w:abstractNumId w:val="991"/>
   </w:num>
   <w:num w:numId="1004">
     <w:abstractNumId w:val="99411"/>
@@ -8711,6 +9601,66 @@
     </w:lvlOverride>
   </w:num>
   <w:num w:numId="1005">
+    <w:abstractNumId w:val="99411"/>
+    <w:lvlOverride w:ilvl="0">
+      <w:startOverride w:val="1"/>
+    </w:lvlOverride>
+    <w:lvlOverride w:ilvl="1">
+      <w:startOverride w:val="1"/>
+    </w:lvlOverride>
+    <w:lvlOverride w:ilvl="2">
+      <w:startOverride w:val="1"/>
+    </w:lvlOverride>
+    <w:lvlOverride w:ilvl="3">
+      <w:startOverride w:val="1"/>
+    </w:lvlOverride>
+    <w:lvlOverride w:ilvl="4">
+      <w:startOverride w:val="1"/>
+    </w:lvlOverride>
+    <w:lvlOverride w:ilvl="5">
+      <w:startOverride w:val="1"/>
+    </w:lvlOverride>
+    <w:lvlOverride w:ilvl="6">
+      <w:startOverride w:val="1"/>
+    </w:lvlOverride>
+    <w:lvlOverride w:ilvl="7">
+      <w:startOverride w:val="1"/>
+    </w:lvlOverride>
+    <w:lvlOverride w:ilvl="8">
+      <w:startOverride w:val="1"/>
+    </w:lvlOverride>
+  </w:num>
+  <w:num w:numId="1006">
+    <w:abstractNumId w:val="99411"/>
+    <w:lvlOverride w:ilvl="0">
+      <w:startOverride w:val="1"/>
+    </w:lvlOverride>
+    <w:lvlOverride w:ilvl="1">
+      <w:startOverride w:val="1"/>
+    </w:lvlOverride>
+    <w:lvlOverride w:ilvl="2">
+      <w:startOverride w:val="1"/>
+    </w:lvlOverride>
+    <w:lvlOverride w:ilvl="3">
+      <w:startOverride w:val="1"/>
+    </w:lvlOverride>
+    <w:lvlOverride w:ilvl="4">
+      <w:startOverride w:val="1"/>
+    </w:lvlOverride>
+    <w:lvlOverride w:ilvl="5">
+      <w:startOverride w:val="1"/>
+    </w:lvlOverride>
+    <w:lvlOverride w:ilvl="6">
+      <w:startOverride w:val="1"/>
+    </w:lvlOverride>
+    <w:lvlOverride w:ilvl="7">
+      <w:startOverride w:val="1"/>
+    </w:lvlOverride>
+    <w:lvlOverride w:ilvl="8">
+      <w:startOverride w:val="1"/>
+    </w:lvlOverride>
+  </w:num>
+  <w:num w:numId="1007">
     <w:abstractNumId w:val="991"/>
   </w:num>
 </w:numbering>

--- a/docs/VTAE_Manual_Criacao_Testes.docx
+++ b/docs/VTAE_Manual_Criacao_Testes.docx
@@ -36,7 +36,7 @@
         <w:t xml:space="preserve"> </w:t>
       </w:r>
       <w:r>
-        <w:t xml:space="preserve">v3.1 ·</w:t>
+        <w:t xml:space="preserve">v3.4 ·</w:t>
       </w:r>
       <w:r>
         <w:t xml:space="preserve"> </w:t>
@@ -495,7 +495,16 @@
         <w:rPr>
           <w:rStyle w:val="VerbatimChar"/>
         </w:rPr>
-        <w:t xml:space="preserve">configs/meu_sistema/login/config.yaml  (+ .env)</w:t>
+        <w:t xml:space="preserve">configs/meu_sistema/login/config.yaml     (+ .env)</w:t>
+      </w:r>
+      <w:r>
+        <w:br/>
+      </w:r>
+      <w:r>
+        <w:rPr>
+          <w:rStyle w:val="VerbatimChar"/>
+        </w:rPr>
+        <w:t xml:space="preserve">configs/meu_sistema/cadastro/config.yaml  (+ .env)</w:t>
       </w:r>
       <w:r>
         <w:br/>
@@ -513,7 +522,25 @@
         <w:rPr>
           <w:rStyle w:val="VerbatimChar"/>
         </w:rPr>
-        <w:t xml:space="preserve">templates/meu_sistema/login/           &lt;- criada pelo mapear</w:t>
+        <w:t xml:space="preserve">objects/meu_sistema/cadastro.yaml</w:t>
+      </w:r>
+      <w:r>
+        <w:br/>
+      </w:r>
+      <w:r>
+        <w:rPr>
+          <w:rStyle w:val="VerbatimChar"/>
+        </w:rPr>
+        <w:t xml:space="preserve">templates/meu_sistema/login/              &lt;- criada pelo mapear</w:t>
+      </w:r>
+      <w:r>
+        <w:br/>
+      </w:r>
+      <w:r>
+        <w:rPr>
+          <w:rStyle w:val="VerbatimChar"/>
+        </w:rPr>
+        <w:t xml:space="preserve">templates/meu_sistema/cadastro/           &lt;- criada pelo mapear</w:t>
       </w:r>
       <w:r>
         <w:br/>
@@ -523,6 +550,15 @@
           <w:rStyle w:val="VerbatimChar"/>
         </w:rPr>
         <w:t xml:space="preserve">flows/meu_sistema/login.yaml</w:t>
+      </w:r>
+      <w:r>
+        <w:br/>
+      </w:r>
+      <w:r>
+        <w:rPr>
+          <w:rStyle w:val="VerbatimChar"/>
+        </w:rPr>
+        <w:t xml:space="preserve">flows/meu_sistema/cadastro.yaml</w:t>
       </w:r>
     </w:p>
     <w:p>
@@ -555,6 +591,51 @@
       </w:r>
       <w:r>
         <w:t xml:space="preserve">do arquivo de objetos. Evite.</w:t>
+      </w:r>
+    </w:p>
+    <w:p>
+      <w:pPr>
+        <w:numPr>
+          <w:ilvl w:val="0"/>
+          <w:numId w:val="1000"/>
+        </w:numPr>
+      </w:pPr>
+      <w:r>
+        <w:rPr>
+          <w:bCs/>
+          <w:b/>
+        </w:rPr>
+        <w:t xml:space="preserve">Uma pasta por sistema, um arquivo por funcionalidade.</w:t>
+      </w:r>
+      <w:r>
+        <w:t xml:space="preserve"> Login, cadastro, consulta… do mesmo sistema ficam lado a lado na mesma pasta. Em todo comando desta aula, </w:t>
+      </w:r>
+      <w:r>
+        <w:rPr>
+          <w:rStyle w:val="VerbatimChar"/>
+        </w:rPr>
+        <w:t xml:space="preserve">meu_sistema</w:t>
+      </w:r>
+      <w:r>
+        <w:t xml:space="preserve"> é para trocar pelo nome que você escolheu: copiado ao pé da letra, o </w:t>
+      </w:r>
+      <w:r>
+        <w:rPr>
+          <w:rStyle w:val="VerbatimChar"/>
+        </w:rPr>
+        <w:t xml:space="preserve">vtae mapear</w:t>
+      </w:r>
+      <w:r>
+        <w:t xml:space="preserve"> cria uma pasta </w:t>
+      </w:r>
+      <w:r>
+        <w:rPr>
+          <w:rStyle w:val="VerbatimChar"/>
+        </w:rPr>
+        <w:t xml:space="preserve">meu_sistema</w:t>
+      </w:r>
+      <w:r>
+        <w:t xml:space="preserve"> nova, separada do seu sistema.</w:t>
       </w:r>
     </w:p>
     <w:bookmarkEnd w:id="21"/>
@@ -3162,7 +3243,7 @@
               <w:t xml:space="preserve"> </w:t>
             </w:r>
             <w:r>
-              <w:t xml:space="preserve">existe; se sim, remapeie o botão</w:t>
+              <w:t xml:space="preserve">existe; se sim, remapeie o botão. Enquanto houver degradação, o gate não fecha.</w:t>
             </w:r>
           </w:p>
         </w:tc>
@@ -3351,35 +3432,26 @@
         <w:t xml:space="preserve">GATE FECHADO — 3/3 execucoes sem falha</w:t>
       </w:r>
       <w:r>
-        <w:t xml:space="preserve">. Antes de comemorar, confira no log</w:t>
-      </w:r>
-      <w:r>
-        <w:t xml:space="preserve"> </w:t>
-      </w:r>
-      <w:r>
-        <w:t xml:space="preserve">que</w:t>
-      </w:r>
-      <w:r>
-        <w:t xml:space="preserve"> </w:t>
-      </w:r>
-      <w:r>
-        <w:rPr>
-          <w:bCs/>
-          <w:b/>
-        </w:rPr>
-        <w:t xml:space="preserve">nenhum passo teve DEGRADACAO</w:t>
-      </w:r>
-      <w:r>
-        <w:t xml:space="preserve"> </w:t>
-      </w:r>
-      <w:r>
-        <w:t xml:space="preserve">— gate com degradação passou por</w:t>
-      </w:r>
-      <w:r>
-        <w:t xml:space="preserve"> </w:t>
-      </w:r>
-      <w:r>
-        <w:t xml:space="preserve">sorte de posição.</w:t>
+        <w:t xml:space="preserve">. Se algum passo clicou pela posição em vez da imagem (DEGRADACAO), o gate </w:t>
+      </w:r>
+      <w:r>
+        <w:rPr>
+          <w:bCs/>
+          <w:b/>
+        </w:rPr>
+        <w:t xml:space="preserve">não fecha</w:t>
+      </w:r>
+      <w:r>
+        <w:t xml:space="preserve">: termina com </w:t>
+      </w:r>
+      <w:r>
+        <w:rPr>
+          <w:rStyle w:val="VerbatimChar"/>
+        </w:rPr>
+        <w:t xml:space="preserve">GATE NAO FECHADO — degradacao em [...]</w:t>
+      </w:r>
+      <w:r>
+        <w:t xml:space="preserve"> e diz qual passo remapear (§0.7). Você não precisa conferir o log à mão.</w:t>
       </w:r>
     </w:p>
     <w:p>
@@ -3752,6 +3824,186 @@
     </w:p>
     <w:p>
       <w:pPr>
+        <w:pStyle w:val="BodyText"/>
+      </w:pPr>
+      <w:r>
+        <w:rPr>
+          <w:bCs/>
+          <w:b/>
+        </w:rPr>
+        <w:t xml:space="preserve">Chegar até a tela.</w:t>
+      </w:r>
+      <w:r>
+        <w:t xml:space="preserve"> Todo elemento que o roteiro toca vai para o arquivo de objetos desse roteiro — inclusive os do caminho até a tela: menu, campo de busca, popup. Rode o mesmo comando em cada tela do caminho, na ordem em que aparecem; o VTAE acrescenta ao mesmo arquivo:</w:t>
+      </w:r>
+    </w:p>
+    <w:p>
+      <w:pPr>
+        <w:pStyle w:val="SourceCode"/>
+      </w:pPr>
+      <w:r>
+        <w:rPr>
+          <w:rStyle w:val="VerbatimChar"/>
+        </w:rPr>
+        <w:t xml:space="preserve">vtae mapear objects/meu_sistema/cadastro.yaml   # tela principal: menu ou busca</w:t>
+      </w:r>
+      <w:r>
+        <w:br/>
+      </w:r>
+      <w:r>
+        <w:rPr>
+          <w:rStyle w:val="VerbatimChar"/>
+        </w:rPr>
+        <w:t xml:space="preserve">vtae mapear objects/meu_sistema/cadastro.yaml   # popup aberto: o texto dele e o botao</w:t>
+      </w:r>
+      <w:r>
+        <w:br/>
+      </w:r>
+      <w:r>
+        <w:rPr>
+          <w:rStyle w:val="VerbatimChar"/>
+        </w:rPr>
+        <w:t xml:space="preserve">vtae mapear objects/meu_sistema/cadastro.yaml   # tela de cadastro: btn_novo e campos</w:t>
+      </w:r>
+    </w:p>
+    <w:p>
+      <w:pPr>
+        <w:pStyle w:val="BodyText"/>
+      </w:pPr>
+      <w:r>
+        <w:t xml:space="preserve">No roteiro, o caminho vem antes do cadastro, com uma prova no fim:</w:t>
+      </w:r>
+    </w:p>
+    <w:p>
+      <w:pPr>
+        <w:pStyle w:val="SourceCode"/>
+      </w:pPr>
+      <w:r>
+        <w:rPr>
+          <w:rStyle w:val="VerbatimChar"/>
+        </w:rPr>
+        <w:t xml:space="preserve">  - esperar:   tela_principal</w:t>
+      </w:r>
+      <w:r>
+        <w:br/>
+      </w:r>
+      <w:r>
+        <w:rPr>
+          <w:rStyle w:val="VerbatimChar"/>
+        </w:rPr>
+        <w:t xml:space="preserve">  - preencher: { campo: campo_busca, valor: "{dado:nome_da_tela}" }</w:t>
+      </w:r>
+      <w:r>
+        <w:br/>
+      </w:r>
+      <w:r>
+        <w:rPr>
+          <w:rStyle w:val="VerbatimChar"/>
+        </w:rPr>
+        <w:t xml:space="preserve">  - clicar:    btn_buscar</w:t>
+      </w:r>
+      <w:r>
+        <w:br/>
+      </w:r>
+      <w:r>
+        <w:rPr>
+          <w:rStyle w:val="VerbatimChar"/>
+        </w:rPr>
+        <w:t xml:space="preserve">  - esperar:   tela_cadastro           # PROVA: chegou na tela</w:t>
+      </w:r>
+    </w:p>
+    <w:p>
+      <w:pPr>
+        <w:pStyle w:val="BodyText"/>
+      </w:pPr>
+      <w:r>
+        <w:t xml:space="preserve">Elemento que já existe no login (</w:t>
+      </w:r>
+      <w:r>
+        <w:rPr>
+          <w:rStyle w:val="VerbatimChar"/>
+        </w:rPr>
+        <w:t xml:space="preserve">tela_principal</w:t>
+      </w:r>
+      <w:r>
+        <w:t xml:space="preserve">, </w:t>
+      </w:r>
+      <w:r>
+        <w:rPr>
+          <w:rStyle w:val="VerbatimChar"/>
+        </w:rPr>
+        <w:t xml:space="preserve">btn_sair</w:t>
+      </w:r>
+      <w:r>
+        <w:t xml:space="preserve">…): copie o bloco dele de </w:t>
+      </w:r>
+      <w:r>
+        <w:rPr>
+          <w:rStyle w:val="VerbatimChar"/>
+        </w:rPr>
+        <w:t xml:space="preserve">login.yaml</w:t>
+      </w:r>
+      <w:r>
+        <w:t xml:space="preserve"> para </w:t>
+      </w:r>
+      <w:r>
+        <w:rPr>
+          <w:rStyle w:val="VerbatimChar"/>
+        </w:rPr>
+        <w:t xml:space="preserve">cadastro.yaml</w:t>
+      </w:r>
+      <w:r>
+        <w:t xml:space="preserve"> — o caminho </w:t>
+      </w:r>
+      <w:r>
+        <w:rPr>
+          <w:rStyle w:val="VerbatimChar"/>
+        </w:rPr>
+        <w:t xml:space="preserve">template:</w:t>
+      </w:r>
+      <w:r>
+        <w:t xml:space="preserve"> continua valendo — para dentro de </w:t>
+      </w:r>
+      <w:r>
+        <w:rPr>
+          <w:rStyle w:val="VerbatimChar"/>
+        </w:rPr>
+        <w:t xml:space="preserve">objetos:</w:t>
+      </w:r>
+      <w:r>
+        <w:t xml:space="preserve">, com os mesmos 2 espaços antes do nome; o arquivo novo começa com </w:t>
+      </w:r>
+      <w:r>
+        <w:rPr>
+          <w:rStyle w:val="VerbatimChar"/>
+        </w:rPr>
+        <w:t xml:space="preserve">tela:</w:t>
+      </w:r>
+      <w:r>
+        <w:t xml:space="preserve"> e </w:t>
+      </w:r>
+      <w:r>
+        <w:rPr>
+          <w:rStyle w:val="VerbatimChar"/>
+        </w:rPr>
+        <w:t xml:space="preserve">objetos:</w:t>
+      </w:r>
+      <w:r>
+        <w:t xml:space="preserve">, como o do §0.4. Ou mapeie de novo. </w:t>
+      </w:r>
+      <w:r>
+        <w:rPr>
+          <w:bCs/>
+          <w:b/>
+        </w:rPr>
+        <w:t xml:space="preserve">[ALVO]</w:t>
+      </w:r>
+      <w:r>
+        <w:t xml:space="preserve"> declarar uma vez e herdar é o entregável 3.1 da Fase 3.</w:t>
+      </w:r>
+    </w:p>
+    <w:p>
+      <w:pPr>
         <w:pStyle w:val="FirstParagraph"/>
       </w:pPr>
       <w:r>
@@ -3991,7 +4243,7 @@
         <w:pStyle w:val="FirstParagraph"/>
       </w:pPr>
       <w:r>
-        <w:t xml:space="preserve">Alguma tela vai ter um comportamento que os oito verbos não cobrem</w:t>
+        <w:t xml:space="preserve">Alguma tela vai ter um comportamento que os nove verbos não cobrem</w:t>
       </w:r>
       <w:r>
         <w:t xml:space="preserve"> </w:t>
@@ -5166,7 +5418,7 @@
         <w:pStyle w:val="FirstParagraph"/>
       </w:pPr>
       <w:r>
-        <w:t xml:space="preserve">Oito verbos cobrem qualquer tela — desktop ou web, legado ou moderno.</w:t>
+        <w:t xml:space="preserve">Nove verbos cobrem qualquer tela — desktop ou web, legado ou moderno.</w:t>
       </w:r>
       <w:r>
         <w:t xml:space="preserve"> </w:t>
@@ -5372,6 +5624,50 @@
               <w:rPr>
                 <w:rStyle w:val="VerbatimChar"/>
               </w:rPr>
+              <w:t xml:space="preserve">clicar_duas_vezes</w:t>
+            </w:r>
+          </w:p>
+        </w:tc>
+        <w:tc>
+          <w:tcPr/>
+          <w:p>
+            <w:pPr>
+              <w:pStyle w:val="Compact"/>
+              <w:jc w:val="left"/>
+            </w:pPr>
+            <w:r>
+              <w:rPr>
+                <w:rStyle w:val="VerbatimChar"/>
+              </w:rPr>
+              <w:t xml:space="preserve">clicar_duas_vezes: item_menu</w:t>
+            </w:r>
+          </w:p>
+        </w:tc>
+        <w:tc>
+          <w:tcPr/>
+          <w:p>
+            <w:pPr>
+              <w:pStyle w:val="Compact"/>
+              <w:jc w:val="left"/>
+            </w:pPr>
+            <w:r>
+              <w:t xml:space="preserve">Duplo clique no elemento — item de menu, linha de lista. Mesma regra de degradação do clicar</w:t>
+            </w:r>
+          </w:p>
+        </w:tc>
+      </w:tr>
+      <w:tr>
+        <w:tc>
+          <w:tcPr/>
+          <w:p>
+            <w:pPr>
+              <w:pStyle w:val="Compact"/>
+              <w:jc w:val="left"/>
+            </w:pPr>
+            <w:r>
+              <w:rPr>
+                <w:rStyle w:val="VerbatimChar"/>
+              </w:rPr>
               <w:t xml:space="preserve">teclar</w:t>
             </w:r>
           </w:p>
@@ -9232,7 +9528,7 @@
           <w:iCs/>
           <w:i/>
         </w:rPr>
-        <w:t xml:space="preserve">VTAE · Manual de Criação de Testes · v3.1 · 25/09/2026</w:t>
+        <w:t xml:space="preserve">VTAE · Manual de Criação de Testes · v3.4 · 25/09/2026</w:t>
       </w:r>
     </w:p>
     <w:bookmarkEnd w:id="47"/>
